--- a/work/youth-employment-papers/out/人工智能应用对青年就业的替代效应与创造效应：非线性特征与结构分化.docx
+++ b/work/youth-employment-papers/out/人工智能应用对青年就业的替代效应与创造效应：非线性特征与结构分化.docx
@@ -38,7 +38,7 @@
         <w:t xml:space="preserve">摘 要：</w:t>
       </w:r>
       <w:r>
-        <w:t xml:space="preserve">人工智能的加速渗透正在重塑青年劳动力市场的岗位供给与技能需求。文章基于2012—2023年中国30个省份的面板数据，以工业机器人渗透度衡量人工智能应用水平，实证检验其对青年就业的影响效应与作用机制。研究发现：人工智能应用与青年就业规模之间呈显著的U型关系，即在渗透度较低阶段替代效应占优、青年就业规模随之收缩，跨越拐点后创造效应转为主导、青年就业规模转而扩张，样本中约七成观测值仍位于拐点左侧。就业结构检验结果表明，人工智能应用显著提高青年高技能就业占比、降低低技能就业占比，呈现明显的就业极化特征。机制检验结果表明，人工智能应用通过替代常规任务岗位抑制青年就业，同时通过创造新兴数字职业、改善人岗技能匹配促进青年就业，净效应取决于三条渠道的相对强弱。调节效应检验结果表明，教育发展水平与职业技能培训均能显著缓解替代效应、放大创造效应。据此，加快青年技能结构与智能化岗位需求的适配，是把握人工智能就业红利的关键。</w:t>
+        <w:t xml:space="preserve">文章基于2012—2023年中国30个省份的面板数据，以工业机器人渗透度衡量人工智能应用水平，实证检验人工智能应用对青年就业的影响效应及作用机制。研究发现：（1）人工智能应用与青年就业规模之间呈显著的U型关系，在渗透度较低阶段替代效应占优，跨越拐点后创造效应转为主导。（2）人工智能应用显著提高青年高技能就业占比、降低低技能就业占比，呈现就业极化特征。（3）作用机制检验结果表明，人工智能应用通过替代常规任务岗位抑制青年就业，通过创造新兴数字职业、改善人岗技能匹配促进青年就业。（4）调节效应检验结果表明，教育发展水平与职业技能培训均能显著缓解人工智能应用对青年就业的抑制作用。（5）异质性检验结果表明，替代冲击在西部地区、低教育水平地区与非制造业密集地区更为突出。</w:t>
       </w:r>
     </w:p>
     <w:p>
@@ -122,16 +122,34 @@
         <w:pStyle w:val="BodyText"/>
       </w:pPr>
       <w:r>
-        <w:t xml:space="preserve">与本文相关的文献主要涉及以下三个方面：其一，人工智能与就业的关系研究。国外研究以任务模型为基础指出，技术进步替代常规任务、互补非常规任务，进而引致就业极化</w:t>
+        <w:t xml:space="preserve">与本文相关的文献主要涉及以下三个方面：其一，人工智能与就业的关系研究。Autor等（2003）</w:t>
       </w:r>
       <w:r>
         <w:rPr>
           <w:vertAlign w:val="superscript"/>
         </w:rPr>
-        <w:t xml:space="preserve">[2,3,4]</w:t>
-      </w:r>
-      <w:r>
-        <w:t xml:space="preserve">；自动化与新任务创造之间存在动态竞赛，二者的相对速度决定了就业与劳动收入份额的走向</w:t>
+        <w:t xml:space="preserve">[2]</w:t>
+      </w:r>
+      <w:r>
+        <w:t xml:space="preserve">提出的任务模型指出，技术进步替代常规任务、互补非常规任务；Autor和Dorn（2013）</w:t>
+      </w:r>
+      <w:r>
+        <w:rPr>
+          <w:vertAlign w:val="superscript"/>
+        </w:rPr>
+        <w:t xml:space="preserve">[3]</w:t>
+      </w:r>
+      <w:r>
+        <w:t xml:space="preserve">与Goos等（2014）</w:t>
+      </w:r>
+      <w:r>
+        <w:rPr>
+          <w:vertAlign w:val="superscript"/>
+        </w:rPr>
+        <w:t xml:space="preserve">[4]</w:t>
+      </w:r>
+      <w:r>
+        <w:t xml:space="preserve">进一步论证了常规任务偏向型技术变革引致的就业极化。Acemoglu和Restrepo（2018）</w:t>
       </w:r>
       <w:r>
         <w:rPr>
@@ -140,7 +158,7 @@
         <w:t xml:space="preserve">[5]</w:t>
       </w:r>
       <w:r>
-        <w:t xml:space="preserve">；对德国劳动力市场的研究则发现，机器人虽减少了制造业岗位，但服务业岗位的增长基本抵消了这一损失</w:t>
+        <w:t xml:space="preserve">认为自动化与新任务创造之间存在动态竞赛，二者的相对速度决定了就业与劳动收入份额的走向；Dauth等（2021）</w:t>
       </w:r>
       <w:r>
         <w:rPr>
@@ -149,7 +167,7 @@
         <w:t xml:space="preserve">[6]</w:t>
       </w:r>
       <w:r>
-        <w:t xml:space="preserve">。国内研究方面，学者们发现机器人应用显著影响了中国劳动力市场的岗位结构与工资水平</w:t>
+        <w:t xml:space="preserve">对德国劳动力市场的研究则发现，机器人虽减少了制造业岗位，但服务业岗位的增长基本抵消了这一损失。国内研究方面，王永钦和董雯（2020）</w:t>
       </w:r>
       <w:r>
         <w:rPr>
@@ -158,7 +176,7 @@
         <w:t xml:space="preserve">[7]</w:t>
       </w:r>
       <w:r>
-        <w:t xml:space="preserve">，工业机器人的使用提高了非常规能力的溢价</w:t>
+        <w:t xml:space="preserve">发现机器人应用显著影响了中国劳动力市场的岗位结构与工资水平，余玲铮等（2021）</w:t>
       </w:r>
       <w:r>
         <w:rPr>
@@ -167,7 +185,7 @@
         <w:t xml:space="preserve">[8]</w:t>
       </w:r>
       <w:r>
-        <w:t xml:space="preserve">，人工智能对就业存在替代与创造的双重作用</w:t>
+        <w:t xml:space="preserve">发现工业机器人的使用提高了非常规能力的溢价，何勤等（2020）</w:t>
       </w:r>
       <w:r>
         <w:rPr>
@@ -176,7 +194,7 @@
         <w:t xml:space="preserve">[9]</w:t>
       </w:r>
       <w:r>
-        <w:t xml:space="preserve">，并会诱致劳动收入不平等</w:t>
+        <w:t xml:space="preserve">指出人工智能对就业存在替代与创造的双重作用，王林辉等（2020）</w:t>
       </w:r>
       <w:r>
         <w:rPr>
@@ -185,7 +203,7 @@
         <w:t xml:space="preserve">[10]</w:t>
       </w:r>
       <w:r>
-        <w:t xml:space="preserve">、推动产业结构转型与劳动收入份额变动</w:t>
+        <w:t xml:space="preserve">与郭凯明（2019）</w:t>
       </w:r>
       <w:r>
         <w:rPr>
@@ -194,7 +212,7 @@
         <w:t xml:space="preserve">[11]</w:t>
       </w:r>
       <w:r>
-        <w:t xml:space="preserve">。近期研究进一步基于大语言模型测算了我国职业的人工智能技术暴露度，发现暴露度上升会显著抑制相关岗位的劳动力需求</w:t>
+        <w:t xml:space="preserve">则分别论证了其对劳动收入不平等与劳动收入份额的影响。张丹丹等（2025）</w:t>
       </w:r>
       <w:r>
         <w:rPr>
@@ -203,7 +221,7 @@
         <w:t xml:space="preserve">[12]</w:t>
       </w:r>
       <w:r>
-        <w:t xml:space="preserve">。其二，人工智能对生产率与工作方式的影响研究。已有研究发现人工智能能够通过调整劳动力技能结构提升企业生产效率</w:t>
+        <w:t xml:space="preserve">基于大语言模型测算了我国职业的人工智能技术暴露度，发现暴露度上升会显著抑制相关岗位的劳动力需求。其二，人工智能对生产率与工作方式的影响研究。姚加权等（2024）</w:t>
       </w:r>
       <w:r>
         <w:rPr>
@@ -212,7 +230,7 @@
         <w:t xml:space="preserve">[13]</w:t>
       </w:r>
       <w:r>
-        <w:t xml:space="preserve">，生成式人工智能对客服等职业的效率提升作用显著且以新手获益最大</w:t>
+        <w:t xml:space="preserve">发现人工智能能够通过调整劳动力技能结构提升企业生产效率，Brynjolfsson等（2025）</w:t>
       </w:r>
       <w:r>
         <w:rPr>
@@ -221,7 +239,7 @@
         <w:t xml:space="preserve">[14]</w:t>
       </w:r>
       <w:r>
-        <w:t xml:space="preserve">，多数知识工作任务已不同程度地暴露于大模型能力范围之内</w:t>
+        <w:t xml:space="preserve">发现生成式人工智能对客服等职业的效率提升作用显著且以新手获益最大，Eloundou等（2024）</w:t>
       </w:r>
       <w:r>
         <w:rPr>
@@ -230,7 +248,7 @@
         <w:t xml:space="preserve">[15]</w:t>
       </w:r>
       <w:r>
-        <w:t xml:space="preserve">。其三，青年就业的专门研究。学者们系统梳理了我国青年就业研究的核心议题</w:t>
+        <w:t xml:space="preserve">的测算表明多数知识工作任务已不同程度地暴露于大模型能力范围之内。其三，青年就业的专门研究。徐明等（2024）</w:t>
       </w:r>
       <w:r>
         <w:rPr>
@@ -239,7 +257,7 @@
         <w:t xml:space="preserve">[16]</w:t>
       </w:r>
       <w:r>
-        <w:t xml:space="preserve">，刻画了青年就业“量减质升”的阶段特征</w:t>
+        <w:t xml:space="preserve">系统梳理了我国青年就业研究的核心议题，郭冉等（2022）</w:t>
       </w:r>
       <w:r>
         <w:rPr>
@@ -248,7 +266,7 @@
         <w:t xml:space="preserve">[17]</w:t>
       </w:r>
       <w:r>
-        <w:t xml:space="preserve">，并发现教育错配显著抑制青年就业质量</w:t>
+        <w:t xml:space="preserve">刻画了青年就业“量减质升”的阶段特征，丁述磊等（2024）</w:t>
       </w:r>
       <w:r>
         <w:rPr>
@@ -257,7 +275,7 @@
         <w:t xml:space="preserve">[18]</w:t>
       </w:r>
       <w:r>
-        <w:t xml:space="preserve">；国外研究则表明，在劳动力市场疲软时期进入职场会对青年产生长期的收入与职业发展损失</w:t>
+        <w:t xml:space="preserve">发现教育错配显著抑制青年就业质量；Kahn（2010）</w:t>
       </w:r>
       <w:r>
         <w:rPr>
@@ -266,7 +284,7 @@
         <w:t xml:space="preserve">[19]</w:t>
       </w:r>
       <w:r>
-        <w:t xml:space="preserve">。</w:t>
+        <w:t xml:space="preserve">则表明，在劳动力市场疲软时期进入职场会对青年产生长期的收入与职业发展损失。</w:t>
       </w:r>
     </w:p>
     <w:p>
@@ -353,7 +371,7 @@
         <w:pStyle w:val="BodyText"/>
       </w:pPr>
       <w:r>
-        <w:t xml:space="preserve">假设1：人工智能应用与青年就业规模之间呈U型关系，即随渗透度提高先抑制后促进。</w:t>
+        <w:t xml:space="preserve">假设1：人工智能应用对青年就业规模的影响呈先抑制后促进的U型特征。</w:t>
       </w:r>
     </w:p>
     <w:bookmarkEnd w:id="21"/>
@@ -422,7 +440,7 @@
         <w:pStyle w:val="BodyText"/>
       </w:pPr>
       <w:r>
-        <w:t xml:space="preserve">假设2a：人工智能应用通过替代常规任务岗位抑制青年就业。</w:t>
+        <w:t xml:space="preserve">假设2：人工智能应用通过替代常规任务岗位抑制青年就业。</w:t>
       </w:r>
     </w:p>
     <w:p>
@@ -430,7 +448,7 @@
         <w:pStyle w:val="BodyText"/>
       </w:pPr>
       <w:r>
-        <w:t xml:space="preserve">假设2b：人工智能应用通过创造新兴数字职业促进青年就业。</w:t>
+        <w:t xml:space="preserve">假设3：人工智能应用通过创造新兴数字职业促进青年就业。</w:t>
       </w:r>
     </w:p>
     <w:p>
@@ -438,7 +456,7 @@
         <w:pStyle w:val="BodyText"/>
       </w:pPr>
       <w:r>
-        <w:t xml:space="preserve">假设2c：人工智能应用通过改善人岗技能匹配促进青年就业。</w:t>
+        <w:t xml:space="preserve">假设4：人工智能应用通过改善人岗技能匹配促进青年就业。</w:t>
       </w:r>
     </w:p>
     <w:bookmarkEnd w:id="22"/>
@@ -473,12 +491,12 @@
         <w:pStyle w:val="BodyText"/>
       </w:pPr>
       <w:r>
-        <w:t xml:space="preserve">假设3：教育发展水平与职业技能培训能够正向调节人工智能应用对青年就业的影响。</w:t>
+        <w:t xml:space="preserve">假设5：教育发展水平与职业技能培训能够正向调节人工智能应用对青年就业的影响。</w:t>
       </w:r>
     </w:p>
     <w:bookmarkEnd w:id="23"/>
     <w:bookmarkEnd w:id="24"/>
-    <w:bookmarkStart w:id="28" w:name="研究设计"/>
+    <w:bookmarkStart w:id="32" w:name="研究设计"/>
     <w:p>
       <w:pPr>
         <w:pStyle w:val="Heading1"/>
@@ -1951,7 +1969,7 @@
       </w:r>
     </w:p>
     <w:bookmarkEnd w:id="25"/>
-    <w:bookmarkStart w:id="26" w:name="变量选取"/>
+    <w:bookmarkStart w:id="30" w:name="变量选取"/>
     <w:p>
       <w:pPr>
         <w:pStyle w:val="Heading2"/>
@@ -1960,17 +1978,18 @@
         <w:t xml:space="preserve">2.2 变量选取</w:t>
       </w:r>
     </w:p>
+    <w:bookmarkStart w:id="26" w:name="被解释变量"/>
+    <w:p>
+      <w:pPr>
+        <w:pStyle w:val="Heading3"/>
+      </w:pPr>
+      <w:r>
+        <w:t xml:space="preserve">2.2.1 被解释变量</w:t>
+      </w:r>
+    </w:p>
     <w:p>
       <w:pPr>
         <w:pStyle w:val="FirstParagraph"/>
-      </w:pPr>
-      <w:r>
-        <w:t xml:space="preserve">2.2.1 被解释变量</w:t>
-      </w:r>
-    </w:p>
-    <w:p>
-      <w:pPr>
-        <w:pStyle w:val="BodyText"/>
       </w:pPr>
       <w:r>
         <w:t xml:space="preserve">青年就业规模（</w:t>
@@ -1996,9 +2015,11 @@
         <w:t xml:space="preserve">）作为替代测度。</w:t>
       </w:r>
     </w:p>
-    <w:p>
-      <w:pPr>
-        <w:pStyle w:val="BodyText"/>
+    <w:bookmarkEnd w:id="26"/>
+    <w:bookmarkStart w:id="27" w:name="核心解释变量"/>
+    <w:p>
+      <w:pPr>
+        <w:pStyle w:val="Heading3"/>
       </w:pPr>
       <w:r>
         <w:t xml:space="preserve">2.2.2 核心解释变量</w:t>
@@ -2006,7 +2027,7 @@
     </w:p>
     <w:p>
       <w:pPr>
-        <w:pStyle w:val="BodyText"/>
+        <w:pStyle w:val="FirstParagraph"/>
       </w:pPr>
       <w:r>
         <w:t xml:space="preserve">人工智能应用水平（</w:t>
@@ -2019,21 +2040,32 @@
         <w:t xml:space="preserve">ai</w:t>
       </w:r>
       <w:r>
-        <w:t xml:space="preserve">）。借鉴机器人渗透度的构造思路</w:t>
+        <w:t xml:space="preserve">）。借鉴Acemoglu和Restrepo（2018）</w:t>
       </w:r>
       <w:r>
         <w:rPr>
           <w:vertAlign w:val="superscript"/>
         </w:rPr>
-        <w:t xml:space="preserve">[5,7]</w:t>
-      </w:r>
-      <w:r>
-        <w:t xml:space="preserve">，以国际机器人联合会公布的分行业工业机器人存量，按各省份基期分行业就业份额加权后除以就业人数得到省级机器人渗透度（台/万人），并取自然对数后作标准化处理。</w:t>
-      </w:r>
-    </w:p>
-    <w:p>
-      <w:pPr>
-        <w:pStyle w:val="BodyText"/>
+        <w:t xml:space="preserve">[5]</w:t>
+      </w:r>
+      <w:r>
+        <w:t xml:space="preserve">与王永钦和董雯（2020）</w:t>
+      </w:r>
+      <w:r>
+        <w:rPr>
+          <w:vertAlign w:val="superscript"/>
+        </w:rPr>
+        <w:t xml:space="preserve">[7]</w:t>
+      </w:r>
+      <w:r>
+        <w:t xml:space="preserve">的机器人渗透度构造思路，以国际机器人联合会公布的分行业工业机器人存量，按各省份基期分行业就业份额加权后除以就业人数得到省级机器人渗透度（台/万人），并取自然对数后作标准化处理。</w:t>
+      </w:r>
+    </w:p>
+    <w:bookmarkEnd w:id="27"/>
+    <w:bookmarkStart w:id="28" w:name="中介变量"/>
+    <w:p>
+      <w:pPr>
+        <w:pStyle w:val="Heading3"/>
       </w:pPr>
       <w:r>
         <w:t xml:space="preserve">2.2.3 中介变量</w:t>
@@ -2041,7 +2073,7 @@
     </w:p>
     <w:p>
       <w:pPr>
-        <w:pStyle w:val="BodyText"/>
+        <w:pStyle w:val="FirstParagraph"/>
       </w:pPr>
       <w:r>
         <w:t xml:space="preserve">常规任务岗位占比（</w:t>
@@ -2077,9 +2109,11 @@
         <w:t xml:space="preserve">），以劳动力市场求人倍率与学历—岗位匹配度合成的指标衡量，取值介于0与1之间。</w:t>
       </w:r>
     </w:p>
-    <w:p>
-      <w:pPr>
-        <w:pStyle w:val="BodyText"/>
+    <w:bookmarkEnd w:id="28"/>
+    <w:bookmarkStart w:id="29" w:name="调节变量与控制变量"/>
+    <w:p>
+      <w:pPr>
+        <w:pStyle w:val="Heading3"/>
       </w:pPr>
       <w:r>
         <w:t xml:space="preserve">2.2.4 调节变量与控制变量</w:t>
@@ -2087,7 +2121,7 @@
     </w:p>
     <w:p>
       <w:pPr>
-        <w:pStyle w:val="BodyText"/>
+        <w:pStyle w:val="FirstParagraph"/>
       </w:pPr>
       <w:r>
         <w:t xml:space="preserve">调节变量为教育发展水平（</w:t>
@@ -2173,8 +2207,9 @@
         <w:t xml:space="preserve">），以城镇单位就业人员平均工资的自然对数衡量。</w:t>
       </w:r>
     </w:p>
-    <w:bookmarkEnd w:id="26"/>
-    <w:bookmarkStart w:id="27" w:name="数据说明"/>
+    <w:bookmarkEnd w:id="29"/>
+    <w:bookmarkEnd w:id="30"/>
+    <w:bookmarkStart w:id="31" w:name="数据说明"/>
     <w:p>
       <w:pPr>
         <w:pStyle w:val="Heading2"/>
@@ -2352,33 +2387,33 @@
               <w:jc w:val="center"/>
             </w:pPr>
             <w:r>
-              <w:t xml:space="preserve">0.2389</w:t>
-            </w:r>
-          </w:p>
-        </w:tc>
-        <w:tc>
-          <w:tcPr/>
-          <w:p>
-            <w:pPr>
-              <w:pStyle w:val="Compact"/>
-              <w:spacing w:before="20" w:after="20" w:line="240" w:lineRule="auto"/>
-              <w:jc w:val="center"/>
-            </w:pPr>
-            <w:r>
-              <w:t xml:space="preserve">6.0828</w:t>
-            </w:r>
-          </w:p>
-        </w:tc>
-        <w:tc>
-          <w:tcPr/>
-          <w:p>
-            <w:pPr>
-              <w:pStyle w:val="Compact"/>
-              <w:spacing w:before="20" w:after="20" w:line="240" w:lineRule="auto"/>
-              <w:jc w:val="center"/>
-            </w:pPr>
-            <w:r>
-              <w:t xml:space="preserve">7.3025</w:t>
+              <w:t xml:space="preserve">0.2406</w:t>
+            </w:r>
+          </w:p>
+        </w:tc>
+        <w:tc>
+          <w:tcPr/>
+          <w:p>
+            <w:pPr>
+              <w:pStyle w:val="Compact"/>
+              <w:spacing w:before="20" w:after="20" w:line="240" w:lineRule="auto"/>
+              <w:jc w:val="center"/>
+            </w:pPr>
+            <w:r>
+              <w:t xml:space="preserve">6.0924</w:t>
+            </w:r>
+          </w:p>
+        </w:tc>
+        <w:tc>
+          <w:tcPr/>
+          <w:p>
+            <w:pPr>
+              <w:pStyle w:val="Compact"/>
+              <w:spacing w:before="20" w:after="20" w:line="240" w:lineRule="auto"/>
+              <w:jc w:val="center"/>
+            </w:pPr>
+            <w:r>
+              <w:t xml:space="preserve">7.2084</w:t>
             </w:r>
           </w:p>
         </w:tc>
@@ -2400,7 +2435,7 @@
               <w:t xml:space="preserve">ai</w:t>
             </w:r>
             <w:r>
-              <w:t xml:space="preserve">（台/万人）</w:t>
+              <w:t xml:space="preserve">（台/万人，原始值）</w:t>
             </w:r>
           </w:p>
         </w:tc>
@@ -2466,6 +2501,93 @@
             </w:pPr>
             <w:r>
               <w:t xml:space="preserve">29.4832</w:t>
+            </w:r>
+          </w:p>
+        </w:tc>
+      </w:tr>
+      <w:tr>
+        <w:tc>
+          <w:tcPr/>
+          <w:p>
+            <w:pPr>
+              <w:pStyle w:val="Compact"/>
+              <w:spacing w:before="20" w:after="20" w:line="240" w:lineRule="auto"/>
+              <w:jc w:val="center"/>
+            </w:pPr>
+            <w:r>
+              <w:rPr>
+                <w:iCs/>
+                <w:i/>
+              </w:rPr>
+              <w:t xml:space="preserve">ai</w:t>
+            </w:r>
+            <w:r>
+              <w:t xml:space="preserve">（对数标准化值）</w:t>
+            </w:r>
+          </w:p>
+        </w:tc>
+        <w:tc>
+          <w:tcPr/>
+          <w:p>
+            <w:pPr>
+              <w:pStyle w:val="Compact"/>
+              <w:spacing w:before="20" w:after="20" w:line="240" w:lineRule="auto"/>
+              <w:jc w:val="center"/>
+            </w:pPr>
+            <w:r>
+              <w:t xml:space="preserve">360</w:t>
+            </w:r>
+          </w:p>
+        </w:tc>
+        <w:tc>
+          <w:tcPr/>
+          <w:p>
+            <w:pPr>
+              <w:pStyle w:val="Compact"/>
+              <w:spacing w:before="20" w:after="20" w:line="240" w:lineRule="auto"/>
+              <w:jc w:val="center"/>
+            </w:pPr>
+            <w:r>
+              <w:t xml:space="preserve">0.0000</w:t>
+            </w:r>
+          </w:p>
+        </w:tc>
+        <w:tc>
+          <w:tcPr/>
+          <w:p>
+            <w:pPr>
+              <w:pStyle w:val="Compact"/>
+              <w:spacing w:before="20" w:after="20" w:line="240" w:lineRule="auto"/>
+              <w:jc w:val="center"/>
+            </w:pPr>
+            <w:r>
+              <w:t xml:space="preserve">1.0000</w:t>
+            </w:r>
+          </w:p>
+        </w:tc>
+        <w:tc>
+          <w:tcPr/>
+          <w:p>
+            <w:pPr>
+              <w:pStyle w:val="Compact"/>
+              <w:spacing w:before="20" w:after="20" w:line="240" w:lineRule="auto"/>
+              <w:jc w:val="center"/>
+            </w:pPr>
+            <w:r>
+              <w:t xml:space="preserve">−1.9358</w:t>
+            </w:r>
+          </w:p>
+        </w:tc>
+        <w:tc>
+          <w:tcPr/>
+          <w:p>
+            <w:pPr>
+              <w:pStyle w:val="Compact"/>
+              <w:spacing w:before="20" w:after="20" w:line="240" w:lineRule="auto"/>
+              <w:jc w:val="center"/>
+            </w:pPr>
+            <w:r>
+              <w:t xml:space="preserve">1.9982</w:t>
             </w:r>
           </w:p>
         </w:tc>
@@ -3677,9 +3799,87 @@
         </w:tc>
       </w:tr>
     </w:tbl>
-    <w:bookmarkEnd w:id="27"/>
-    <w:bookmarkEnd w:id="28"/>
-    <w:bookmarkStart w:id="42" w:name="实证结果与分析"/>
+    <w:p>
+      <w:pPr>
+        <w:pStyle w:val="TableNote"/>
+      </w:pPr>
+      <w:r>
+        <w:t xml:space="preserve">注：进入回归的人工智能应用水平为机器人渗透度取自然对数后的标准化值；表中同时列出其原始值以便对照。</w:t>
+      </w:r>
+      <w:r>
+        <w:rPr>
+          <w:iCs/>
+          <w:i/>
+        </w:rPr>
+        <w:t xml:space="preserve">lnpgdp</w:t>
+      </w:r>
+      <w:r>
+        <w:t xml:space="preserve">与</w:t>
+      </w:r>
+      <w:r>
+        <w:rPr>
+          <w:iCs/>
+          <w:i/>
+        </w:rPr>
+        <w:t xml:space="preserve">wage</w:t>
+      </w:r>
+      <w:r>
+        <w:t xml:space="preserve">为对数值，</w:t>
+      </w:r>
+      <w:r>
+        <w:rPr>
+          <w:iCs/>
+          <w:i/>
+        </w:rPr>
+        <w:t xml:space="preserve">open</w:t>
+      </w:r>
+      <w:r>
+        <w:t xml:space="preserve">、</w:t>
+      </w:r>
+      <w:r>
+        <w:rPr>
+          <w:iCs/>
+          <w:i/>
+        </w:rPr>
+        <w:t xml:space="preserve">urban</w:t>
+      </w:r>
+      <w:r>
+        <w:t xml:space="preserve">、</w:t>
+      </w:r>
+      <w:r>
+        <w:rPr>
+          <w:iCs/>
+          <w:i/>
+        </w:rPr>
+        <w:t xml:space="preserve">fis</w:t>
+      </w:r>
+      <w:r>
+        <w:t xml:space="preserve">、</w:t>
+      </w:r>
+      <w:r>
+        <w:rPr>
+          <w:iCs/>
+          <w:i/>
+        </w:rPr>
+        <w:t xml:space="preserve">edu</w:t>
+      </w:r>
+      <w:r>
+        <w:t xml:space="preserve">、</w:t>
+      </w:r>
+      <w:r>
+        <w:rPr>
+          <w:iCs/>
+          <w:i/>
+        </w:rPr>
+        <w:t xml:space="preserve">train</w:t>
+      </w:r>
+      <w:r>
+        <w:t xml:space="preserve">等以百分数计。</w:t>
+      </w:r>
+    </w:p>
+    <w:bookmarkEnd w:id="31"/>
+    <w:bookmarkEnd w:id="32"/>
+    <w:bookmarkStart w:id="46" w:name="实证结果与分析"/>
     <w:p>
       <w:pPr>
         <w:pStyle w:val="Heading1"/>
@@ -3688,7 +3888,7 @@
         <w:t xml:space="preserve">3 实证结果与分析</w:t>
       </w:r>
     </w:p>
-    <w:bookmarkStart w:id="29" w:name="基准回归分析"/>
+    <w:bookmarkStart w:id="33" w:name="基准回归分析"/>
     <w:p>
       <w:pPr>
         <w:pStyle w:val="Heading2"/>
@@ -3702,7 +3902,7 @@
         <w:pStyle w:val="FirstParagraph"/>
       </w:pPr>
       <w:r>
-        <w:t xml:space="preserve">表2报告了基准回归结果。列（1）与列（2）为线性设定，人工智能应用水平的系数分别为0.0084与0.0194，均不显著。这一结果并不意味着人工智能对青年就业没有影响，而是提示替代效应与创造效应在样本整体上相互抵消，简单的线性设定难以刻画二者的相对关系。列（3）与列（4）引入二次项后，一次项系数显著为负、二次项系数显著为正：在纳入全部控制变量的列（4）中，一次项系数为−0.1084（</w:t>
+        <w:t xml:space="preserve">表2报告了基准回归结果。列（1）与列（2）为线性设定，人工智能应用水平的系数分别为0.0130与0.0242，均不显著。这一结果并不意味着人工智能对青年就业没有影响，而是提示替代效应与创造效应在样本整体上相互抵消，简单的线性设定难以刻画二者的相对关系。列（3）与列（4）引入二次项后，一次项系数显著为负、二次项系数显著为正：在纳入全部控制变量的列（4）中，一次项系数为−0.0822（</w:t>
       </w:r>
       <w:r>
         <w:rPr>
@@ -3712,7 +3912,7 @@
         <w:t xml:space="preserve">t</w:t>
       </w:r>
       <w:r>
-        <w:t xml:space="preserve">值为−3.2475），二次项系数为0.0811（</w:t>
+        <w:t xml:space="preserve">值为−2.2365），在5%的水平上显著；二次项系数为0.0674（</w:t>
       </w:r>
       <w:r>
         <w:rPr>
@@ -3722,7 +3922,7 @@
         <w:t xml:space="preserve">t</w:t>
       </w:r>
       <w:r>
-        <w:t xml:space="preserve">值为5.1261），均在1%的水平上显著，表明人工智能应用与青年就业规模之间呈显著的U型关系，假设1得到验证。</w:t>
+        <w:t xml:space="preserve">值为3.9942），在1%的水平上显著，表明人工智能应用与青年就业规模之间呈显著的U型关系，假设1得到验证。</w:t>
       </w:r>
     </w:p>
     <w:p>
@@ -3730,7 +3930,7 @@
         <w:pStyle w:val="BodyText"/>
       </w:pPr>
       <w:r>
-        <w:t xml:space="preserve">依据式（2）计算，U型曲线的拐点位于人工智能应用水平的0.6687（标准化值），折合机器人渗透度约为9.82台/万人。进一步检验U型关系的成立条件：在样本取值区间[−1.9358，1.9982]内，左端点处的斜率为−0.4222，右端点处的斜率为0.2155，二者异号，且拐点落在样本取值范围之内，满足U型关系的判定条件。样本中约69.7%的观测值位于拐点左侧，表明现阶段我国多数省份的人工智能应用仍处于替代效应占优的区间，青年就业面临的替代压力尚未充分释放。图1（a）以剔除双向固定效应后的部分残差图直观展示了这一U型关系。</w:t>
+        <w:t xml:space="preserve">依据式（2）计算，U型曲线的拐点位于人工智能应用水平的0.6091（标准化值），折合机器人渗透度约为9.33台/万人。进一步检验U型关系的成立条件：在样本取值区间[−1.9358，1.9982]内，左端点处的斜率为−0.3433，右端点处的斜率为0.1874，二者异号，且拐点落在样本取值范围之内，满足U型关系的判定条件。样本中约67.8%的观测值位于拐点左侧，表明现阶段我国多数省份的人工智能应用仍处于替代效应占优的区间，青年就业面临的替代压力尚未充分释放。图1（a）以剔除双向固定效应后的部分残差图直观展示了这一U型关系。</w:t>
       </w:r>
     </w:p>
     <w:p>
@@ -3851,46 +4051,46 @@
               <w:jc w:val="center"/>
             </w:pPr>
             <w:r>
-              <w:t xml:space="preserve">0.0084</w:t>
-            </w:r>
-          </w:p>
-        </w:tc>
-        <w:tc>
-          <w:tcPr/>
-          <w:p>
-            <w:pPr>
-              <w:pStyle w:val="Compact"/>
-              <w:spacing w:before="20" w:after="20" w:line="240" w:lineRule="auto"/>
-              <w:jc w:val="center"/>
-            </w:pPr>
-            <w:r>
-              <w:t xml:space="preserve">0.0194</w:t>
-            </w:r>
-          </w:p>
-        </w:tc>
-        <w:tc>
-          <w:tcPr/>
-          <w:p>
-            <w:pPr>
-              <w:pStyle w:val="Compact"/>
-              <w:spacing w:before="20" w:after="20" w:line="240" w:lineRule="auto"/>
-              <w:jc w:val="center"/>
-            </w:pPr>
-            <w:r>
-              <w:t xml:space="preserve">−0.1198***</w:t>
-            </w:r>
-          </w:p>
-        </w:tc>
-        <w:tc>
-          <w:tcPr/>
-          <w:p>
-            <w:pPr>
-              <w:pStyle w:val="Compact"/>
-              <w:spacing w:before="20" w:after="20" w:line="240" w:lineRule="auto"/>
-              <w:jc w:val="center"/>
-            </w:pPr>
-            <w:r>
-              <w:t xml:space="preserve">−0.1084***</w:t>
+              <w:t xml:space="preserve">0.0130</w:t>
+            </w:r>
+          </w:p>
+        </w:tc>
+        <w:tc>
+          <w:tcPr/>
+          <w:p>
+            <w:pPr>
+              <w:pStyle w:val="Compact"/>
+              <w:spacing w:before="20" w:after="20" w:line="240" w:lineRule="auto"/>
+              <w:jc w:val="center"/>
+            </w:pPr>
+            <w:r>
+              <w:t xml:space="preserve">0.0242</w:t>
+            </w:r>
+          </w:p>
+        </w:tc>
+        <w:tc>
+          <w:tcPr/>
+          <w:p>
+            <w:pPr>
+              <w:pStyle w:val="Compact"/>
+              <w:spacing w:before="20" w:after="20" w:line="240" w:lineRule="auto"/>
+              <w:jc w:val="center"/>
+            </w:pPr>
+            <w:r>
+              <w:t xml:space="preserve">−0.0948***</w:t>
+            </w:r>
+          </w:p>
+        </w:tc>
+        <w:tc>
+          <w:tcPr/>
+          <w:p>
+            <w:pPr>
+              <w:pStyle w:val="Compact"/>
+              <w:spacing w:before="20" w:after="20" w:line="240" w:lineRule="auto"/>
+              <w:jc w:val="center"/>
+            </w:pPr>
+            <w:r>
+              <w:t xml:space="preserve">−0.0822**</w:t>
             </w:r>
           </w:p>
         </w:tc>
@@ -3915,46 +4115,46 @@
               <w:jc w:val="center"/>
             </w:pPr>
             <w:r>
-              <w:t xml:space="preserve">（0.2642）</w:t>
-            </w:r>
-          </w:p>
-        </w:tc>
-        <w:tc>
-          <w:tcPr/>
-          <w:p>
-            <w:pPr>
-              <w:pStyle w:val="Compact"/>
-              <w:spacing w:before="20" w:after="20" w:line="240" w:lineRule="auto"/>
-              <w:jc w:val="center"/>
-            </w:pPr>
-            <w:r>
-              <w:t xml:space="preserve">（0.6167）</w:t>
-            </w:r>
-          </w:p>
-        </w:tc>
-        <w:tc>
-          <w:tcPr/>
-          <w:p>
-            <w:pPr>
-              <w:pStyle w:val="Compact"/>
-              <w:spacing w:before="20" w:after="20" w:line="240" w:lineRule="auto"/>
-              <w:jc w:val="center"/>
-            </w:pPr>
-            <w:r>
-              <w:t xml:space="preserve">（−3.8366）</w:t>
-            </w:r>
-          </w:p>
-        </w:tc>
-        <w:tc>
-          <w:tcPr/>
-          <w:p>
-            <w:pPr>
-              <w:pStyle w:val="Compact"/>
-              <w:spacing w:before="20" w:after="20" w:line="240" w:lineRule="auto"/>
-              <w:jc w:val="center"/>
-            </w:pPr>
-            <w:r>
-              <w:t xml:space="preserve">（−3.2475）</w:t>
+              <w:t xml:space="preserve">（0.3933）</w:t>
+            </w:r>
+          </w:p>
+        </w:tc>
+        <w:tc>
+          <w:tcPr/>
+          <w:p>
+            <w:pPr>
+              <w:pStyle w:val="Compact"/>
+              <w:spacing w:before="20" w:after="20" w:line="240" w:lineRule="auto"/>
+              <w:jc w:val="center"/>
+            </w:pPr>
+            <w:r>
+              <w:t xml:space="preserve">（0.7358）</w:t>
+            </w:r>
+          </w:p>
+        </w:tc>
+        <w:tc>
+          <w:tcPr/>
+          <w:p>
+            <w:pPr>
+              <w:pStyle w:val="Compact"/>
+              <w:spacing w:before="20" w:after="20" w:line="240" w:lineRule="auto"/>
+              <w:jc w:val="center"/>
+            </w:pPr>
+            <w:r>
+              <w:t xml:space="preserve">（−2.8044）</w:t>
+            </w:r>
+          </w:p>
+        </w:tc>
+        <w:tc>
+          <w:tcPr/>
+          <w:p>
+            <w:pPr>
+              <w:pStyle w:val="Compact"/>
+              <w:spacing w:before="20" w:after="20" w:line="240" w:lineRule="auto"/>
+              <w:jc w:val="center"/>
+            </w:pPr>
+            <w:r>
+              <w:t xml:space="preserve">（−2.2365）</w:t>
             </w:r>
           </w:p>
         </w:tc>
@@ -4016,20 +4216,20 @@
               <w:jc w:val="center"/>
             </w:pPr>
             <w:r>
-              <w:t xml:space="preserve">0.0812***</w:t>
-            </w:r>
-          </w:p>
-        </w:tc>
-        <w:tc>
-          <w:tcPr/>
-          <w:p>
-            <w:pPr>
-              <w:pStyle w:val="Compact"/>
-              <w:spacing w:before="20" w:after="20" w:line="240" w:lineRule="auto"/>
-              <w:jc w:val="center"/>
-            </w:pPr>
-            <w:r>
-              <w:t xml:space="preserve">0.0811***</w:t>
+              <w:t xml:space="preserve">0.0683***</w:t>
+            </w:r>
+          </w:p>
+        </w:tc>
+        <w:tc>
+          <w:tcPr/>
+          <w:p>
+            <w:pPr>
+              <w:pStyle w:val="Compact"/>
+              <w:spacing w:before="20" w:after="20" w:line="240" w:lineRule="auto"/>
+              <w:jc w:val="center"/>
+            </w:pPr>
+            <w:r>
+              <w:t xml:space="preserve">0.0674***</w:t>
             </w:r>
           </w:p>
         </w:tc>
@@ -4074,20 +4274,20 @@
               <w:jc w:val="center"/>
             </w:pPr>
             <w:r>
-              <w:t xml:space="preserve">（5.3874）</w:t>
-            </w:r>
-          </w:p>
-        </w:tc>
-        <w:tc>
-          <w:tcPr/>
-          <w:p>
-            <w:pPr>
-              <w:pStyle w:val="Compact"/>
-              <w:spacing w:before="20" w:after="20" w:line="240" w:lineRule="auto"/>
-              <w:jc w:val="center"/>
-            </w:pPr>
-            <w:r>
-              <w:t xml:space="preserve">（5.1261）</w:t>
+              <w:t xml:space="preserve">（4.2453）</w:t>
+            </w:r>
+          </w:p>
+        </w:tc>
+        <w:tc>
+          <w:tcPr/>
+          <w:p>
+            <w:pPr>
+              <w:pStyle w:val="Compact"/>
+              <w:spacing w:before="20" w:after="20" w:line="240" w:lineRule="auto"/>
+              <w:jc w:val="center"/>
+            </w:pPr>
+            <w:r>
+              <w:t xml:space="preserve">（3.9942）</w:t>
             </w:r>
           </w:p>
         </w:tc>
@@ -4303,68 +4503,11 @@
               <w:jc w:val="center"/>
             </w:pPr>
             <w:r>
-              <w:t xml:space="preserve">拐点</w:t>
-            </w:r>
-          </w:p>
-        </w:tc>
-        <w:tc>
-          <w:tcPr/>
-          <w:p>
-            <w:pPr>
-              <w:pStyle w:val="Compact"/>
-              <w:spacing w:before="20" w:after="20" w:line="240" w:lineRule="auto"/>
-              <w:jc w:val="center"/>
-            </w:pPr>
-          </w:p>
-        </w:tc>
-        <w:tc>
-          <w:tcPr/>
-          <w:p>
-            <w:pPr>
-              <w:pStyle w:val="Compact"/>
-              <w:spacing w:before="20" w:after="20" w:line="240" w:lineRule="auto"/>
-              <w:jc w:val="center"/>
-            </w:pPr>
-          </w:p>
-        </w:tc>
-        <w:tc>
-          <w:tcPr/>
-          <w:p>
-            <w:pPr>
-              <w:pStyle w:val="Compact"/>
-              <w:spacing w:before="20" w:after="20" w:line="240" w:lineRule="auto"/>
-              <w:jc w:val="center"/>
-            </w:pPr>
-            <w:r>
-              <w:t xml:space="preserve">0.7377</w:t>
-            </w:r>
-          </w:p>
-        </w:tc>
-        <w:tc>
-          <w:tcPr/>
-          <w:p>
-            <w:pPr>
-              <w:pStyle w:val="Compact"/>
-              <w:spacing w:before="20" w:after="20" w:line="240" w:lineRule="auto"/>
-              <w:jc w:val="center"/>
-            </w:pPr>
-            <w:r>
-              <w:t xml:space="preserve">0.6687</w:t>
-            </w:r>
-          </w:p>
-        </w:tc>
-      </w:tr>
-      <w:tr>
-        <w:tc>
-          <w:tcPr/>
-          <w:p>
-            <w:pPr>
-              <w:pStyle w:val="Compact"/>
-              <w:spacing w:before="20" w:after="20" w:line="240" w:lineRule="auto"/>
-              <w:jc w:val="center"/>
-            </w:pPr>
-            <w:r>
-              <w:t xml:space="preserve">样本量</w:t>
+              <w:rPr>
+                <w:iCs/>
+                <w:i/>
+              </w:rPr>
+              <w:t xml:space="preserve">N</w:t>
             </w:r>
           </w:p>
         </w:tc>
@@ -4455,46 +4598,107 @@
               <w:jc w:val="center"/>
             </w:pPr>
             <w:r>
-              <w:t xml:space="preserve">0.0002</w:t>
-            </w:r>
-          </w:p>
-        </w:tc>
-        <w:tc>
-          <w:tcPr/>
-          <w:p>
-            <w:pPr>
-              <w:pStyle w:val="Compact"/>
-              <w:spacing w:before="20" w:after="20" w:line="240" w:lineRule="auto"/>
-              <w:jc w:val="center"/>
-            </w:pPr>
-            <w:r>
-              <w:t xml:space="preserve">0.0742</w:t>
-            </w:r>
-          </w:p>
-        </w:tc>
-        <w:tc>
-          <w:tcPr/>
-          <w:p>
-            <w:pPr>
-              <w:pStyle w:val="Compact"/>
-              <w:spacing w:before="20" w:after="20" w:line="240" w:lineRule="auto"/>
-              <w:jc w:val="center"/>
-            </w:pPr>
-            <w:r>
-              <w:t xml:space="preserve">0.2052</w:t>
-            </w:r>
-          </w:p>
-        </w:tc>
-        <w:tc>
-          <w:tcPr/>
-          <w:p>
-            <w:pPr>
-              <w:pStyle w:val="Compact"/>
-              <w:spacing w:before="20" w:after="20" w:line="240" w:lineRule="auto"/>
-              <w:jc w:val="center"/>
-            </w:pPr>
-            <w:r>
-              <w:t xml:space="preserve">0.2693</w:t>
+              <w:t xml:space="preserve">0.0005</w:t>
+            </w:r>
+          </w:p>
+        </w:tc>
+        <w:tc>
+          <w:tcPr/>
+          <w:p>
+            <w:pPr>
+              <w:pStyle w:val="Compact"/>
+              <w:spacing w:before="20" w:after="20" w:line="240" w:lineRule="auto"/>
+              <w:jc w:val="center"/>
+            </w:pPr>
+            <w:r>
+              <w:t xml:space="preserve">0.0793</w:t>
+            </w:r>
+          </w:p>
+        </w:tc>
+        <w:tc>
+          <w:tcPr/>
+          <w:p>
+            <w:pPr>
+              <w:pStyle w:val="Compact"/>
+              <w:spacing w:before="20" w:after="20" w:line="240" w:lineRule="auto"/>
+              <w:jc w:val="center"/>
+            </w:pPr>
+            <w:r>
+              <w:t xml:space="preserve">0.1438</w:t>
+            </w:r>
+          </w:p>
+        </w:tc>
+        <w:tc>
+          <w:tcPr/>
+          <w:p>
+            <w:pPr>
+              <w:pStyle w:val="Compact"/>
+              <w:spacing w:before="20" w:after="20" w:line="240" w:lineRule="auto"/>
+              <w:jc w:val="center"/>
+            </w:pPr>
+            <w:r>
+              <w:t xml:space="preserve">0.2126</w:t>
+            </w:r>
+          </w:p>
+        </w:tc>
+      </w:tr>
+      <w:tr>
+        <w:tc>
+          <w:tcPr/>
+          <w:p>
+            <w:pPr>
+              <w:pStyle w:val="Compact"/>
+              <w:spacing w:before="20" w:after="20" w:line="240" w:lineRule="auto"/>
+              <w:jc w:val="center"/>
+            </w:pPr>
+            <w:r>
+              <w:t xml:space="preserve">拐点（标准化值）</w:t>
+            </w:r>
+          </w:p>
+        </w:tc>
+        <w:tc>
+          <w:tcPr/>
+          <w:p>
+            <w:pPr>
+              <w:pStyle w:val="Compact"/>
+              <w:spacing w:before="20" w:after="20" w:line="240" w:lineRule="auto"/>
+              <w:jc w:val="center"/>
+            </w:pPr>
+          </w:p>
+        </w:tc>
+        <w:tc>
+          <w:tcPr/>
+          <w:p>
+            <w:pPr>
+              <w:pStyle w:val="Compact"/>
+              <w:spacing w:before="20" w:after="20" w:line="240" w:lineRule="auto"/>
+              <w:jc w:val="center"/>
+            </w:pPr>
+          </w:p>
+        </w:tc>
+        <w:tc>
+          <w:tcPr/>
+          <w:p>
+            <w:pPr>
+              <w:pStyle w:val="Compact"/>
+              <w:spacing w:before="20" w:after="20" w:line="240" w:lineRule="auto"/>
+              <w:jc w:val="center"/>
+            </w:pPr>
+            <w:r>
+              <w:t xml:space="preserve">0.6936</w:t>
+            </w:r>
+          </w:p>
+        </w:tc>
+        <w:tc>
+          <w:tcPr/>
+          <w:p>
+            <w:pPr>
+              <w:pStyle w:val="Compact"/>
+              <w:spacing w:before="20" w:after="20" w:line="240" w:lineRule="auto"/>
+              <w:jc w:val="center"/>
+            </w:pPr>
+            <w:r>
+              <w:t xml:space="preserve">0.6091</w:t>
             </w:r>
           </w:p>
         </w:tc>
@@ -4505,7 +4709,7 @@
         <w:pStyle w:val="TableNote"/>
       </w:pPr>
       <w:r>
-        <w:t xml:space="preserve">注：***、**、*分别表示在1%、5%、10%的水平上显著，括号内为省份层面聚类稳健标准误对应的</w:t>
+        <w:t xml:space="preserve">注：*、**、***分别表示在10%、5%、1%的水平上显著，（）内为省份层面聚类稳健标准误对应的</w:t>
       </w:r>
       <w:r>
         <w:rPr>
@@ -4515,11 +4719,11 @@
         <w:t xml:space="preserve">t</w:t>
       </w:r>
       <w:r>
-        <w:t xml:space="preserve">值，下同；人工智能应用水平为标准化处理后的机器人渗透度对数值。</w:t>
-      </w:r>
-    </w:p>
-    <w:bookmarkEnd w:id="29"/>
-    <w:bookmarkStart w:id="33" w:name="就业结构效应"/>
+        <w:t xml:space="preserve">值。下同。人工智能应用水平为标准化处理后的机器人渗透度对数值。</w:t>
+      </w:r>
+    </w:p>
+    <w:bookmarkEnd w:id="33"/>
+    <w:bookmarkStart w:id="37" w:name="就业结构效应"/>
     <w:p>
       <w:pPr>
         <w:pStyle w:val="Heading2"/>
@@ -4533,7 +4737,7 @@
         <w:pStyle w:val="FirstParagraph"/>
       </w:pPr>
       <w:r>
-        <w:t xml:space="preserve">U型的净效应源于替代与创造两种力量的叠加，表3从就业结构维度提供了二者并存的直接证据。人工智能应用显著提高了青年高技能就业占比（系数为1.4237），同时显著降低了青年低技能就业占比（系数为−1.7068）；与之对应，常规任务岗位占比显著下降（系数为−3.4507），新兴数字职业占比显著上升（系数为2.5154）。这一格局清晰地呈现出就业极化特征：人工智能在挤压常规任务与低技能岗位的同时，扩张了高技能与新兴数字岗位，青年就业的结构重心由低端向高端迁移，与技能偏向型技术进步的理论预期相一致</w:t>
+        <w:t xml:space="preserve">U型的净效应源于替代与创造两种力量的叠加，表3从就业结构维度提供了二者并存的直接证据。人工智能应用显著提高了青年高技能就业占比（系数为1.4237），同时显著降低了青年低技能就业占比（系数为−1.7068）；与之对应，表6列（1）与列（3）显示常规任务岗位占比显著下降（系数为−3.4507）、新兴数字职业占比显著上升（系数为2.5154）。这一格局清晰地呈现出就业极化特征：人工智能在挤压常规任务与低技能岗位的同时，扩张了高技能与新兴数字岗位，青年就业的结构重心由低端向高端迁移，与技能偏向型技术进步的理论预期相一致</w:t>
       </w:r>
       <w:r>
         <w:rPr>
@@ -4542,7 +4746,7 @@
         <w:t xml:space="preserve">[3,4]</w:t>
       </w:r>
       <w:r>
-        <w:t xml:space="preserve">。青年失业率方面，一次项系数为1.5286、二次项系数为−0.3114且均显著，呈倒U型特征，与就业规模的U型关系互为镜像，进一步佐证了替代效应先行、创造效应后至的动态过程。图1（b）直观展示了各结构变量的估计系数及其置信区间。</w:t>
+        <w:t xml:space="preserve">。青年失业率方面，一次项系数为1.5286、二次项系数为−0.3114且均显著，即失业率随人工智能应用水平上升而提高、但上升幅度递减；其转折点为2.4544，落在样本取值区间之外，说明在现有渗透度范围内青年失业率尚未出现下行拐点，这与就业规模U型关系中多数样本仍处于下降段的判断相互印证。图1（b）直观展示了各结构变量的估计系数及其置信区间。</w:t>
       </w:r>
     </w:p>
     <w:p>
@@ -4628,7 +4832,11 @@
               <w:jc w:val="center"/>
             </w:pPr>
             <w:r>
-              <w:t xml:space="preserve">样本量</w:t>
+              <w:rPr>
+                <w:iCs/>
+                <w:i/>
+              </w:rPr>
+              <w:t xml:space="preserve">N</w:t>
             </w:r>
           </w:p>
         </w:tc>
@@ -4801,33 +5009,33 @@
               <w:jc w:val="center"/>
             </w:pPr>
             <w:r>
-              <w:t xml:space="preserve">常规任务岗位占比</w:t>
-            </w:r>
-          </w:p>
-        </w:tc>
-        <w:tc>
-          <w:tcPr/>
-          <w:p>
-            <w:pPr>
-              <w:pStyle w:val="Compact"/>
-              <w:spacing w:before="20" w:after="20" w:line="240" w:lineRule="auto"/>
-              <w:jc w:val="center"/>
-            </w:pPr>
-            <w:r>
-              <w:t xml:space="preserve">−3.4507***</w:t>
-            </w:r>
-          </w:p>
-        </w:tc>
-        <w:tc>
-          <w:tcPr/>
-          <w:p>
-            <w:pPr>
-              <w:pStyle w:val="Compact"/>
-              <w:spacing w:before="20" w:after="20" w:line="240" w:lineRule="auto"/>
-              <w:jc w:val="center"/>
-            </w:pPr>
-            <w:r>
-              <w:t xml:space="preserve">（−4.3554）</w:t>
+              <w:t xml:space="preserve">青年失业率（一次项）</w:t>
+            </w:r>
+          </w:p>
+        </w:tc>
+        <w:tc>
+          <w:tcPr/>
+          <w:p>
+            <w:pPr>
+              <w:pStyle w:val="Compact"/>
+              <w:spacing w:before="20" w:after="20" w:line="240" w:lineRule="auto"/>
+              <w:jc w:val="center"/>
+            </w:pPr>
+            <w:r>
+              <w:t xml:space="preserve">1.5286***</w:t>
+            </w:r>
+          </w:p>
+        </w:tc>
+        <w:tc>
+          <w:tcPr/>
+          <w:p>
+            <w:pPr>
+              <w:pStyle w:val="Compact"/>
+              <w:spacing w:before="20" w:after="20" w:line="240" w:lineRule="auto"/>
+              <w:jc w:val="center"/>
+            </w:pPr>
+            <w:r>
+              <w:t xml:space="preserve">（4.5080）</w:t>
             </w:r>
           </w:p>
         </w:tc>
@@ -4853,7 +5061,7 @@
               <w:jc w:val="center"/>
             </w:pPr>
             <w:r>
-              <w:t xml:space="preserve">0.0607</w:t>
+              <w:t xml:space="preserve">0.0733</w:t>
             </w:r>
           </w:p>
         </w:tc>
@@ -4868,140 +5076,6 @@
               <w:jc w:val="center"/>
             </w:pPr>
             <w:r>
-              <w:t xml:space="preserve">新兴数字职业占比</w:t>
-            </w:r>
-          </w:p>
-        </w:tc>
-        <w:tc>
-          <w:tcPr/>
-          <w:p>
-            <w:pPr>
-              <w:pStyle w:val="Compact"/>
-              <w:spacing w:before="20" w:after="20" w:line="240" w:lineRule="auto"/>
-              <w:jc w:val="center"/>
-            </w:pPr>
-            <w:r>
-              <w:t xml:space="preserve">2.5154***</w:t>
-            </w:r>
-          </w:p>
-        </w:tc>
-        <w:tc>
-          <w:tcPr/>
-          <w:p>
-            <w:pPr>
-              <w:pStyle w:val="Compact"/>
-              <w:spacing w:before="20" w:after="20" w:line="240" w:lineRule="auto"/>
-              <w:jc w:val="center"/>
-            </w:pPr>
-            <w:r>
-              <w:t xml:space="preserve">（3.7972）</w:t>
-            </w:r>
-          </w:p>
-        </w:tc>
-        <w:tc>
-          <w:tcPr/>
-          <w:p>
-            <w:pPr>
-              <w:pStyle w:val="Compact"/>
-              <w:spacing w:before="20" w:after="20" w:line="240" w:lineRule="auto"/>
-              <w:jc w:val="center"/>
-            </w:pPr>
-            <w:r>
-              <w:t xml:space="preserve">360</w:t>
-            </w:r>
-          </w:p>
-        </w:tc>
-        <w:tc>
-          <w:tcPr/>
-          <w:p>
-            <w:pPr>
-              <w:pStyle w:val="Compact"/>
-              <w:spacing w:before="20" w:after="20" w:line="240" w:lineRule="auto"/>
-              <w:jc w:val="center"/>
-            </w:pPr>
-            <w:r>
-              <w:t xml:space="preserve">0.0645</w:t>
-            </w:r>
-          </w:p>
-        </w:tc>
-      </w:tr>
-      <w:tr>
-        <w:tc>
-          <w:tcPr/>
-          <w:p>
-            <w:pPr>
-              <w:pStyle w:val="Compact"/>
-              <w:spacing w:before="20" w:after="20" w:line="240" w:lineRule="auto"/>
-              <w:jc w:val="center"/>
-            </w:pPr>
-            <w:r>
-              <w:t xml:space="preserve">青年失业率（一次项）</w:t>
-            </w:r>
-          </w:p>
-        </w:tc>
-        <w:tc>
-          <w:tcPr/>
-          <w:p>
-            <w:pPr>
-              <w:pStyle w:val="Compact"/>
-              <w:spacing w:before="20" w:after="20" w:line="240" w:lineRule="auto"/>
-              <w:jc w:val="center"/>
-            </w:pPr>
-            <w:r>
-              <w:t xml:space="preserve">1.5286***</w:t>
-            </w:r>
-          </w:p>
-        </w:tc>
-        <w:tc>
-          <w:tcPr/>
-          <w:p>
-            <w:pPr>
-              <w:pStyle w:val="Compact"/>
-              <w:spacing w:before="20" w:after="20" w:line="240" w:lineRule="auto"/>
-              <w:jc w:val="center"/>
-            </w:pPr>
-            <w:r>
-              <w:t xml:space="preserve">（4.5080）</w:t>
-            </w:r>
-          </w:p>
-        </w:tc>
-        <w:tc>
-          <w:tcPr/>
-          <w:p>
-            <w:pPr>
-              <w:pStyle w:val="Compact"/>
-              <w:spacing w:before="20" w:after="20" w:line="240" w:lineRule="auto"/>
-              <w:jc w:val="center"/>
-            </w:pPr>
-            <w:r>
-              <w:t xml:space="preserve">360</w:t>
-            </w:r>
-          </w:p>
-        </w:tc>
-        <w:tc>
-          <w:tcPr/>
-          <w:p>
-            <w:pPr>
-              <w:pStyle w:val="Compact"/>
-              <w:spacing w:before="20" w:after="20" w:line="240" w:lineRule="auto"/>
-              <w:jc w:val="center"/>
-            </w:pPr>
-            <w:r>
-              <w:t xml:space="preserve">0.0733</w:t>
-            </w:r>
-          </w:p>
-        </w:tc>
-      </w:tr>
-      <w:tr>
-        <w:tc>
-          <w:tcPr/>
-          <w:p>
-            <w:pPr>
-              <w:pStyle w:val="Compact"/>
-              <w:spacing w:before="20" w:after="20" w:line="240" w:lineRule="auto"/>
-              <w:jc w:val="center"/>
-            </w:pPr>
-            <w:r>
               <w:t xml:space="preserve">青年失业率（二次项）</w:t>
             </w:r>
           </w:p>
@@ -5065,7 +5139,7 @@
         <w:pStyle w:val="TableNote"/>
       </w:pPr>
       <w:r>
-        <w:t xml:space="preserve">注：除青年失业率采用二次设定外，其余各行均为线性设定下的估计结果；各行均已控制全部控制变量与双向固定效应。</w:t>
+        <w:t xml:space="preserve">注：除青年失业率采用二次设定外，其余各行均为线性设定下的估计结果；各行均已控制全部控制变量与双向固定效应。常规任务岗位占比与新兴数字职业占比的估计结果见表6。</w:t>
       </w:r>
     </w:p>
     <w:p>
@@ -5077,18 +5151,18 @@
           <wp:inline>
             <wp:extent cx="5334000" cy="2048353"/>
             <wp:effectExtent b="0" l="0" r="0" t="0"/>
-            <wp:docPr descr="图1 人工智能应用与青年就业的U型关系及就业结构效应" title="" id="31" name="Picture"/>
+            <wp:docPr descr="图1 人工智能应用与青年就业的U型关系及就业结构效应" title="" id="35" name="Picture"/>
             <a:graphic>
               <a:graphicData uri="http://schemas.openxmlformats.org/drawingml/2006/picture">
                 <pic:pic>
                   <pic:nvPicPr>
-                    <pic:cNvPr descr="p2_fig1.png" id="32" name="Picture"/>
+                    <pic:cNvPr descr="p2_fig1.png" id="36" name="Picture"/>
                     <pic:cNvPicPr>
                       <a:picLocks noChangeArrowheads="1" noChangeAspect="1"/>
                     </pic:cNvPicPr>
                   </pic:nvPicPr>
                   <pic:blipFill>
-                    <a:blip r:embed="rId30"/>
+                    <a:blip r:embed="rId34"/>
                     <a:stretch>
                       <a:fillRect/>
                     </a:stretch>
@@ -5123,8 +5197,8 @@
         <w:t xml:space="preserve">图1 人工智能应用与青年就业的U型关系及就业结构效应</w:t>
       </w:r>
     </w:p>
-    <w:bookmarkEnd w:id="33"/>
-    <w:bookmarkStart w:id="34" w:name="稳健性检验"/>
+    <w:bookmarkEnd w:id="37"/>
+    <w:bookmarkStart w:id="38" w:name="稳健性检验"/>
     <w:p>
       <w:pPr>
         <w:pStyle w:val="Heading2"/>
@@ -5138,7 +5212,7 @@
         <w:pStyle w:val="FirstParagraph"/>
       </w:pPr>
       <w:r>
-        <w:t xml:space="preserve">为验证U型关系的可靠性，本文进行如下稳健性检验，结果见表4。一是替换核心解释变量的测度方式，直接采用机器人渗透度的对数值及其平方项；二是剔除北京、上海、天津、重庆四个直辖市样本；三是调整样本区间，剔除受疫情冲击较大的2020年与2021年；四是对连续变量作上下1%的缩尾处理；五是替换被解释变量，改用青年就业占城镇总就业的比重。上述检验中，二次项系数均在1%的水平上显著为正，一次项系数除替换被解释变量一列外均显著为负，U型关系整体保持稳健。替换被解释变量一列中一次项系数虽为负但未通过显著性检验，可能与就业比重指标同时受总就业规模波动影响、噪声较大有关，但其二次项系数仍在1%的水平上显著为正，不改变U型的基本判断。</w:t>
+        <w:t xml:space="preserve">为验证U型关系的可靠性，本文进行如下稳健性检验，结果见表4。一是改用未标准化的机器人渗透度对数值及其平方项重新估计，以检验变量标准化处理是否影响结论；二是剔除北京、上海、天津、重庆四个直辖市样本；三是调整样本区间，剔除受疫情冲击较大的2020年与2021年；四是对连续变量作上下1%的缩尾处理；五是替换被解释变量，改用青年就业占城镇总就业的比重。上述检验中，二次项系数均至少在5%的水平上显著为正，一次项系数除替换被解释变量一列外均显著为负，U型关系整体保持稳健。替换被解释变量一列中一次项系数虽为负但未通过显著性检验，可能与就业比重指标同时受青年就业与城镇总就业两方面波动的影响、噪声较大有关，但其二次项系数仍显著为正，不改变U型的基本判断。</w:t>
       </w:r>
     </w:p>
     <w:p>
@@ -5235,7 +5309,11 @@
               <w:jc w:val="center"/>
             </w:pPr>
             <w:r>
-              <w:t xml:space="preserve">样本量</w:t>
+              <w:rPr>
+                <w:iCs/>
+                <w:i/>
+              </w:rPr>
+              <w:t xml:space="preserve">N</w:t>
             </w:r>
           </w:p>
         </w:tc>
@@ -5274,33 +5352,33 @@
               <w:jc w:val="center"/>
             </w:pPr>
             <w:r>
-              <w:t xml:space="preserve">替换核心解释变量</w:t>
-            </w:r>
-          </w:p>
-        </w:tc>
-        <w:tc>
-          <w:tcPr/>
-          <w:p>
-            <w:pPr>
-              <w:pStyle w:val="Compact"/>
-              <w:spacing w:before="20" w:after="20" w:line="240" w:lineRule="auto"/>
-              <w:jc w:val="center"/>
-            </w:pPr>
-            <w:r>
-              <w:t xml:space="preserve">−0.6361***（−4.9289）</w:t>
-            </w:r>
-          </w:p>
-        </w:tc>
-        <w:tc>
-          <w:tcPr/>
-          <w:p>
-            <w:pPr>
-              <w:pStyle w:val="Compact"/>
-              <w:spacing w:before="20" w:after="20" w:line="240" w:lineRule="auto"/>
-              <w:jc w:val="center"/>
-            </w:pPr>
-            <w:r>
-              <w:t xml:space="preserve">0.1336***（5.1261）</w:t>
+              <w:t xml:space="preserve">改用未标准化测度</w:t>
+            </w:r>
+          </w:p>
+        </w:tc>
+        <w:tc>
+          <w:tcPr/>
+          <w:p>
+            <w:pPr>
+              <w:pStyle w:val="Compact"/>
+              <w:spacing w:before="20" w:after="20" w:line="240" w:lineRule="auto"/>
+              <w:jc w:val="center"/>
+            </w:pPr>
+            <w:r>
+              <w:t xml:space="preserve">−0.5190***（−3.7060）</w:t>
+            </w:r>
+          </w:p>
+        </w:tc>
+        <w:tc>
+          <w:tcPr/>
+          <w:p>
+            <w:pPr>
+              <w:pStyle w:val="Compact"/>
+              <w:spacing w:before="20" w:after="20" w:line="240" w:lineRule="auto"/>
+              <w:jc w:val="center"/>
+            </w:pPr>
+            <w:r>
+              <w:t xml:space="preserve">0.1111***（3.9942）</w:t>
             </w:r>
           </w:p>
         </w:tc>
@@ -5326,7 +5404,7 @@
               <w:jc w:val="center"/>
             </w:pPr>
             <w:r>
-              <w:t xml:space="preserve">0.2693</w:t>
+              <w:t xml:space="preserve">0.2126</w:t>
             </w:r>
           </w:p>
         </w:tc>
@@ -5354,20 +5432,20 @@
               <w:jc w:val="center"/>
             </w:pPr>
             <w:r>
-              <w:t xml:space="preserve">−0.1026***（−2.9258）</w:t>
-            </w:r>
-          </w:p>
-        </w:tc>
-        <w:tc>
-          <w:tcPr/>
-          <w:p>
-            <w:pPr>
-              <w:pStyle w:val="Compact"/>
-              <w:spacing w:before="20" w:after="20" w:line="240" w:lineRule="auto"/>
-              <w:jc w:val="center"/>
-            </w:pPr>
-            <w:r>
-              <w:t xml:space="preserve">0.0792***（4.9240）</w:t>
+              <w:t xml:space="preserve">−0.0742*（−1.8774）</w:t>
+            </w:r>
+          </w:p>
+        </w:tc>
+        <w:tc>
+          <w:tcPr/>
+          <w:p>
+            <w:pPr>
+              <w:pStyle w:val="Compact"/>
+              <w:spacing w:before="20" w:after="20" w:line="240" w:lineRule="auto"/>
+              <w:jc w:val="center"/>
+            </w:pPr>
+            <w:r>
+              <w:t xml:space="preserve">0.0669***（3.7987）</w:t>
             </w:r>
           </w:p>
         </w:tc>
@@ -5393,7 +5471,7 @@
               <w:jc w:val="center"/>
             </w:pPr>
             <w:r>
-              <w:t xml:space="preserve">0.2799</w:t>
+              <w:t xml:space="preserve">0.2280</w:t>
             </w:r>
           </w:p>
         </w:tc>
@@ -5421,20 +5499,20 @@
               <w:jc w:val="center"/>
             </w:pPr>
             <w:r>
-              <w:t xml:space="preserve">−0.1179***（−3.1799）</w:t>
-            </w:r>
-          </w:p>
-        </w:tc>
-        <w:tc>
-          <w:tcPr/>
-          <w:p>
-            <w:pPr>
-              <w:pStyle w:val="Compact"/>
-              <w:spacing w:before="20" w:after="20" w:line="240" w:lineRule="auto"/>
-              <w:jc w:val="center"/>
-            </w:pPr>
-            <w:r>
-              <w:t xml:space="preserve">0.0758***（4.6359）</w:t>
+              <w:t xml:space="preserve">−0.0982**（−2.5829）</w:t>
+            </w:r>
+          </w:p>
+        </w:tc>
+        <w:tc>
+          <w:tcPr/>
+          <w:p>
+            <w:pPr>
+              <w:pStyle w:val="Compact"/>
+              <w:spacing w:before="20" w:after="20" w:line="240" w:lineRule="auto"/>
+              <w:jc w:val="center"/>
+            </w:pPr>
+            <w:r>
+              <w:t xml:space="preserve">0.0640***（3.8554）</w:t>
             </w:r>
           </w:p>
         </w:tc>
@@ -5460,7 +5538,7 @@
               <w:jc w:val="center"/>
             </w:pPr>
             <w:r>
-              <w:t xml:space="preserve">0.2543</w:t>
+              <w:t xml:space="preserve">0.2036</w:t>
             </w:r>
           </w:p>
         </w:tc>
@@ -5488,20 +5566,20 @@
               <w:jc w:val="center"/>
             </w:pPr>
             <w:r>
-              <w:t xml:space="preserve">−0.1112***（−3.2231）</w:t>
-            </w:r>
-          </w:p>
-        </w:tc>
-        <w:tc>
-          <w:tcPr/>
-          <w:p>
-            <w:pPr>
-              <w:pStyle w:val="Compact"/>
-              <w:spacing w:before="20" w:after="20" w:line="240" w:lineRule="auto"/>
-              <w:jc w:val="center"/>
-            </w:pPr>
-            <w:r>
-              <w:t xml:space="preserve">0.0822***（5.5421）</w:t>
+              <w:t xml:space="preserve">−0.0818**（−2.1575）</w:t>
+            </w:r>
+          </w:p>
+        </w:tc>
+        <w:tc>
+          <w:tcPr/>
+          <w:p>
+            <w:pPr>
+              <w:pStyle w:val="Compact"/>
+              <w:spacing w:before="20" w:after="20" w:line="240" w:lineRule="auto"/>
+              <w:jc w:val="center"/>
+            </w:pPr>
+            <w:r>
+              <w:t xml:space="preserve">0.0701***（4.2282）</w:t>
             </w:r>
           </w:p>
         </w:tc>
@@ -5527,7 +5605,7 @@
               <w:jc w:val="center"/>
             </w:pPr>
             <w:r>
-              <w:t xml:space="preserve">0.2734</w:t>
+              <w:t xml:space="preserve">0.2197</w:t>
             </w:r>
           </w:p>
         </w:tc>
@@ -5555,20 +5633,20 @@
               <w:jc w:val="center"/>
             </w:pPr>
             <w:r>
-              <w:t xml:space="preserve">−0.7495（−1.2354）</w:t>
-            </w:r>
-          </w:p>
-        </w:tc>
-        <w:tc>
-          <w:tcPr/>
-          <w:p>
-            <w:pPr>
-              <w:pStyle w:val="Compact"/>
-              <w:spacing w:before="20" w:after="20" w:line="240" w:lineRule="auto"/>
-              <w:jc w:val="center"/>
-            </w:pPr>
-            <w:r>
-              <w:t xml:space="preserve">0.4705***（3.0720）</w:t>
+              <w:t xml:space="preserve">−0.5448（−0.8804）</w:t>
+            </w:r>
+          </w:p>
+        </w:tc>
+        <w:tc>
+          <w:tcPr/>
+          <w:p>
+            <w:pPr>
+              <w:pStyle w:val="Compact"/>
+              <w:spacing w:before="20" w:after="20" w:line="240" w:lineRule="auto"/>
+              <w:jc w:val="center"/>
+            </w:pPr>
+            <w:r>
+              <w:t xml:space="preserve">0.3643**（2.2603）</w:t>
             </w:r>
           </w:p>
         </w:tc>
@@ -5594,14 +5672,22 @@
               <w:jc w:val="center"/>
             </w:pPr>
             <w:r>
-              <w:t xml:space="preserve">0.0820</w:t>
+              <w:t xml:space="preserve">0.0649</w:t>
             </w:r>
           </w:p>
         </w:tc>
       </w:tr>
     </w:tbl>
-    <w:bookmarkEnd w:id="34"/>
-    <w:bookmarkStart w:id="35" w:name="内生性检验"/>
+    <w:p>
+      <w:pPr>
+        <w:pStyle w:val="TableNote"/>
+      </w:pPr>
+      <w:r>
+        <w:t xml:space="preserve">注：第一行为对同一模型的重新参数化，其拟合优度与基准设定一致，此处报告以说明变量标准化处理不影响系数的符号与显著性。</w:t>
+      </w:r>
+    </w:p>
+    <w:bookmarkEnd w:id="38"/>
+    <w:bookmarkStart w:id="39" w:name="内生性检验"/>
     <w:p>
       <w:pPr>
         <w:pStyle w:val="Heading2"/>
@@ -5663,7 +5749,7 @@
         <w:pStyle w:val="BodyText"/>
       </w:pPr>
       <w:r>
-        <w:t xml:space="preserve">表5报告了内生性检验结果。列（1）为第一阶段回归，两个工具变量的系数分别在1%的水平上显著为正，第一阶段</w:t>
+        <w:t xml:space="preserve">表5报告了内生性检验结果。列（1）为第一阶段回归，两个工具变量的系数均在1%的水平上显著为正，工具变量联合显著性的Wald统计量为33.4179，对应的</w:t>
       </w:r>
       <w:r>
         <w:rPr>
@@ -5673,7 +5759,7 @@
         <w:t xml:space="preserve">F</w:t>
       </w:r>
       <w:r>
-        <w:t xml:space="preserve">统计量为33.4179，远高于经验临界值10，Sargan过度识别检验的</w:t>
+        <w:t xml:space="preserve">形式统计量为16.71，高于Stock-Yogo弱工具变量检验在两个工具变量情形下10%偏误水平的临界值，不存在明显的弱工具变量问题；Sargan过度识别检验的</w:t>
       </w:r>
       <w:r>
         <w:rPr>
@@ -5683,7 +5769,7 @@
         <w:t xml:space="preserve">P</w:t>
       </w:r>
       <w:r>
-        <w:t xml:space="preserve">值为0.8246，工具变量的相关性与外生性均得到支持。列（2）为线性设定下的两阶段最小二乘估计，系数为0.1251且不显著，与线性设定的普通最小二乘结果一致，再次印证了线性设定下替代与创造效应相互抵消的判断。由于两阶段最小二乘法难以有效识别含二次项的非线性关系，列（3）进一步采用控制函数法：先将人工智能应用水平对工具变量与外生变量回归得到广义残差，再将其纳入含二次项的模型中，标准误由省份层面整群自助法（400次）校正。结果显示，广义残差项的系数在5%的水平上显著，表明确实存在内生性；一次项系数为−0.8326、二次项系数为0.1187，均在1%的水平上显著，U型关系在控制内生性后依然成立。需要说明的是，受工具变量在双向固定效应下解释力有限的影响，控制函数法估计的一次项绝对值明显放大，据此推算的拐点将超出样本取值范围，故本文关于拐点位置的判断仍以基准回归结果为准，控制函数法的价值在于确认U型的凸性特征不受内生性干扰。</w:t>
+        <w:t xml:space="preserve">值为0.8074，无法拒绝工具变量外生的原假设。列（2）为线性设定下的两阶段最小二乘估计，系数为0.0448且不显著，与线性设定的普通最小二乘结果一致，再次印证了线性设定下替代与创造效应相互抵消的判断。由于两阶段最小二乘法难以有效识别含二次项的非线性关系，列（3）进一步采用控制函数法：先将人工智能应用水平对工具变量与外生变量回归得到广义残差，再将其纳入含二次项的模型中，标准误由省份层面整群自助法（400次）校正。结果显示，广义残差项的系数在5%的水平上显著，表明确实存在内生性；一次项系数为−0.8008、二次项系数为0.1048，均在1%的水平上显著，U型关系在控制内生性后依然成立。需要说明的是，受工具变量在双向固定效应下解释力有限的影响，控制函数法估计的一次项绝对值明显放大，据此推算的拐点将超出样本取值范围，故本文关于拐点位置的判断仍以基准回归结果为准，控制函数法的价值在于确认U型的凸性特征不受内生性干扰。</w:t>
       </w:r>
     </w:p>
     <w:p>
@@ -5934,20 +6020,20 @@
               <w:jc w:val="center"/>
             </w:pPr>
             <w:r>
-              <w:t xml:space="preserve">0.1251（0.6361）</w:t>
-            </w:r>
-          </w:p>
-        </w:tc>
-        <w:tc>
-          <w:tcPr/>
-          <w:p>
-            <w:pPr>
-              <w:pStyle w:val="Compact"/>
-              <w:spacing w:before="20" w:after="20" w:line="240" w:lineRule="auto"/>
-              <w:jc w:val="center"/>
-            </w:pPr>
-            <w:r>
-              <w:t xml:space="preserve">−0.8326***（−2.7989）</w:t>
+              <w:t xml:space="preserve">0.0448（0.2416）</w:t>
+            </w:r>
+          </w:p>
+        </w:tc>
+        <w:tc>
+          <w:tcPr/>
+          <w:p>
+            <w:pPr>
+              <w:pStyle w:val="Compact"/>
+              <w:spacing w:before="20" w:after="20" w:line="240" w:lineRule="auto"/>
+              <w:jc w:val="center"/>
+            </w:pPr>
+            <w:r>
+              <w:t xml:space="preserve">−0.8008***（−2.7127）</w:t>
             </w:r>
           </w:p>
         </w:tc>
@@ -6009,7 +6095,7 @@
               <w:jc w:val="center"/>
             </w:pPr>
             <w:r>
-              <w:t xml:space="preserve">0.1187***（5.9541）</w:t>
+              <w:t xml:space="preserve">0.1048***（5.0088）</w:t>
             </w:r>
           </w:p>
         </w:tc>
@@ -6069,7 +6155,7 @@
               <w:jc w:val="center"/>
             </w:pPr>
             <w:r>
-              <w:t xml:space="preserve">0.7228**（2.5306）</w:t>
+              <w:t xml:space="preserve">0.7172**（2.5687）</w:t>
             </w:r>
           </w:p>
         </w:tc>
@@ -6192,17 +6278,7 @@
               <w:jc w:val="center"/>
             </w:pPr>
             <w:r>
-              <w:t xml:space="preserve">第一阶段</w:t>
-            </w:r>
-            <w:r>
-              <w:rPr>
-                <w:iCs/>
-                <w:i/>
-              </w:rPr>
-              <w:t xml:space="preserve">F</w:t>
-            </w:r>
-            <w:r>
-              <w:t xml:space="preserve">统计量</w:t>
+              <w:t xml:space="preserve">工具变量联合Wald统计量</w:t>
             </w:r>
           </w:p>
         </w:tc>
@@ -6283,7 +6359,7 @@
               <w:jc w:val="center"/>
             </w:pPr>
             <w:r>
-              <w:t xml:space="preserve">0.0491［0.8246］</w:t>
+              <w:t xml:space="preserve">0.0594［0.8074］</w:t>
             </w:r>
           </w:p>
         </w:tc>
@@ -6308,7 +6384,11 @@
               <w:jc w:val="center"/>
             </w:pPr>
             <w:r>
-              <w:t xml:space="preserve">样本量</w:t>
+              <w:rPr>
+                <w:iCs/>
+                <w:i/>
+              </w:rPr>
+              <w:t xml:space="preserve">N</w:t>
             </w:r>
           </w:p>
         </w:tc>
@@ -6361,8 +6441,8 @@
         <w:t xml:space="preserve">注：列（3）的标准误由省份层面整群自助法反复抽样400次校正后得到。</w:t>
       </w:r>
     </w:p>
-    <w:bookmarkEnd w:id="35"/>
-    <w:bookmarkStart w:id="36" w:name="作用机制检验"/>
+    <w:bookmarkEnd w:id="39"/>
+    <w:bookmarkStart w:id="40" w:name="作用机制检验"/>
     <w:p>
       <w:pPr>
         <w:pStyle w:val="Heading2"/>
@@ -6376,7 +6456,7 @@
         <w:pStyle w:val="FirstParagraph"/>
       </w:pPr>
       <w:r>
-        <w:t xml:space="preserve">表6报告了三条渠道的机制检验结果。列（1）显示，人工智能应用使常规任务岗位占比显著下降3.4507个百分点；列（2）显示，常规任务岗位占比的系数显著为正，表明常规任务岗位的萎缩会减少青年就业，即人工智能通过替代常规任务抑制青年就业，假设2a得到验证。列（3）与列（4）显示，人工智能应用显著提高了新兴数字职业占比，而后者对青年就业规模具有显著正向影响，创造渠道成立，假设2b得到验证。列（5）与列（6）显示，人工智能应用显著改善了人岗技能匹配度，匹配度提升进而促进青年就业，假设2c得到验证。值得注意的是，在分别控制三条渠道变量后，人工智能应用一次项的系数均不再显著，说明上述三条渠道较为充分地解释了人工智能影响青年就业的传导路径，净效应的方向取决于替代渠道与创造渠道的相对强弱。</w:t>
+        <w:t xml:space="preserve">表6报告了三条渠道的机制检验结果。列（1）显示，人工智能应用使常规任务岗位占比显著下降3.4507个百分点；列（2）显示，常规任务岗位占比的系数为0.0083且在1%的水平上显著，说明常规任务岗位是青年就业的重要载体，其占比下降会相应减少青年就业。二者相乘得到的间接效应为−0.0287，方向为负，即人工智能通过替代常规任务岗位抑制青年就业，假设2得到验证。列（3）与列（4）显示，人工智能应用使新兴数字职业占比显著提高2.5154个百分点，而后者对青年就业规模的影响系数为0.0111且在1%的水平上显著，间接效应为+0.0280，创造渠道成立，假设3得到验证。列（5）与列（6）显示，人工智能应用显著改善了人岗技能匹配度，匹配度提升进而促进青年就业，间接效应为+0.0158，假设4得到验证。比较三条渠道可知，替代渠道的负向间接效应与创造渠道的正向间接效应量级相当，净效应的方向取决于二者的相对强弱，这为基准回归中U型关系的形成提供了机制层面的解释。需要说明的是，三条渠道系分别估计，中介变量之间存在相关性，各渠道的间接效应不宜直接加总。</w:t>
       </w:r>
     </w:p>
     <w:p>
@@ -6580,7 +6660,7 @@
               <w:jc w:val="center"/>
             </w:pPr>
             <w:r>
-              <w:t xml:space="preserve">−0.0072</w:t>
+              <w:t xml:space="preserve">0.0528*</w:t>
             </w:r>
           </w:p>
         </w:tc>
@@ -6606,7 +6686,7 @@
               <w:jc w:val="center"/>
             </w:pPr>
             <w:r>
-              <w:t xml:space="preserve">−0.0060</w:t>
+              <w:t xml:space="preserve">−0.0038</w:t>
             </w:r>
           </w:p>
         </w:tc>
@@ -6632,7 +6712,7 @@
               <w:jc w:val="center"/>
             </w:pPr>
             <w:r>
-              <w:t xml:space="preserve">0.0040</w:t>
+              <w:t xml:space="preserve">0.0084</w:t>
             </w:r>
           </w:p>
         </w:tc>
@@ -6670,7 +6750,7 @@
               <w:jc w:val="center"/>
             </w:pPr>
             <w:r>
-              <w:t xml:space="preserve">（−0.2366）</w:t>
+              <w:t xml:space="preserve">（1.7477）</w:t>
             </w:r>
           </w:p>
         </w:tc>
@@ -6696,7 +6776,7 @@
               <w:jc w:val="center"/>
             </w:pPr>
             <w:r>
-              <w:t xml:space="preserve">（−0.1932）</w:t>
+              <w:t xml:space="preserve">（−0.1141）</w:t>
             </w:r>
           </w:p>
         </w:tc>
@@ -6722,7 +6802,7 @@
               <w:jc w:val="center"/>
             </w:pPr>
             <w:r>
-              <w:t xml:space="preserve">（0.1117）</w:t>
+              <w:t xml:space="preserve">（0.2259）</w:t>
             </w:r>
           </w:p>
         </w:tc>
@@ -6764,7 +6844,7 @@
               <w:jc w:val="center"/>
             </w:pPr>
             <w:r>
-              <w:t xml:space="preserve">−0.0077***</w:t>
+              <w:t xml:space="preserve">0.0083***</w:t>
             </w:r>
           </w:p>
         </w:tc>
@@ -6839,7 +6919,7 @@
               <w:jc w:val="center"/>
             </w:pPr>
             <w:r>
-              <w:t xml:space="preserve">（−3.5318）</w:t>
+              <w:t xml:space="preserve">（3.8113）</w:t>
             </w:r>
           </w:p>
         </w:tc>
@@ -6941,7 +7021,7 @@
               <w:jc w:val="center"/>
             </w:pPr>
             <w:r>
-              <w:t xml:space="preserve">0.0101***</w:t>
+              <w:t xml:space="preserve">0.0111***</w:t>
             </w:r>
           </w:p>
         </w:tc>
@@ -7016,7 +7096,7 @@
               <w:jc w:val="center"/>
             </w:pPr>
             <w:r>
-              <w:t xml:space="preserve">（3.3375）</w:t>
+              <w:t xml:space="preserve">（3.4758）</w:t>
             </w:r>
           </w:p>
         </w:tc>
@@ -7118,7 +7198,7 @@
               <w:jc w:val="center"/>
             </w:pPr>
             <w:r>
-              <w:t xml:space="preserve">0.1446**</w:t>
+              <w:t xml:space="preserve">0.1484**</w:t>
             </w:r>
           </w:p>
         </w:tc>
@@ -7193,7 +7273,7 @@
               <w:jc w:val="center"/>
             </w:pPr>
             <w:r>
-              <w:t xml:space="preserve">（2.0183）</w:t>
+              <w:t xml:space="preserve">（2.0847）</w:t>
             </w:r>
           </w:p>
         </w:tc>
@@ -7394,7 +7474,11 @@
               <w:jc w:val="center"/>
             </w:pPr>
             <w:r>
-              <w:t xml:space="preserve">样本量</w:t>
+              <w:rPr>
+                <w:iCs/>
+                <w:i/>
+              </w:rPr>
+              <w:t xml:space="preserve">N</w:t>
             </w:r>
           </w:p>
         </w:tc>
@@ -7524,7 +7608,7 @@
               <w:jc w:val="center"/>
             </w:pPr>
             <w:r>
-              <w:t xml:space="preserve">0.1149</w:t>
+              <w:t xml:space="preserve">0.1260</w:t>
             </w:r>
           </w:p>
         </w:tc>
@@ -7550,7 +7634,7 @@
               <w:jc w:val="center"/>
             </w:pPr>
             <w:r>
-              <w:t xml:space="preserve">0.1164</w:t>
+              <w:t xml:space="preserve">0.1297</w:t>
             </w:r>
           </w:p>
         </w:tc>
@@ -7576,7 +7660,7 @@
               <w:jc w:val="center"/>
             </w:pPr>
             <w:r>
-              <w:t xml:space="preserve">0.0919</w:t>
+              <w:t xml:space="preserve">0.0976</w:t>
             </w:r>
           </w:p>
         </w:tc>
@@ -7587,11 +7671,11 @@
         <w:pStyle w:val="TableNote"/>
       </w:pPr>
       <w:r>
-        <w:t xml:space="preserve">注：常规任务岗位占比的系数为负而其对就业的影响系数亦为负，二者相乘得到的间接效应为正，表明该渠道传导的是替代效应导致的就业抑制作用。</w:t>
-      </w:r>
-    </w:p>
-    <w:bookmarkEnd w:id="36"/>
-    <w:bookmarkStart w:id="40" w:name="调节效应检验"/>
+        <w:t xml:space="preserve">注：列（2）、列（4）、列（6）中人工智能应用一次项的系数在纳入渠道变量后大幅收敛，说明三条渠道较为充分地解释了其对青年就业的传导路径。</w:t>
+      </w:r>
+    </w:p>
+    <w:bookmarkEnd w:id="40"/>
+    <w:bookmarkStart w:id="44" w:name="调节效应检验"/>
     <w:p>
       <w:pPr>
         <w:pStyle w:val="Heading2"/>
@@ -7605,7 +7689,7 @@
         <w:pStyle w:val="FirstParagraph"/>
       </w:pPr>
       <w:r>
-        <w:t xml:space="preserve">表7报告了调节效应检验结果。列（1）显示，人工智能应用与教育发展水平交互项的系数为0.0535，在1%的水平上显著为正，表明教育发展水平越高，人工智能对青年就业的抑制作用越弱、促进作用越强。列（2）显示，人工智能应用与职业技能培训交互项的系数为0.0483，同样在1%的水平上显著为正。上述结果验证了假设3。图2（a）以教育发展水平的不同取值刻画了U型曲线的位移：在教育发展水平低于均值1个标准差的地区，U型曲线整体下移且左半支下降更陡，替代冲击更为剧烈；而在教育发展水平高于均值1个标准差的地区，曲线整体上移且下降段明显平缓，拐点亦相应左移，意味着这些地区能够更快地由替代主导阶段过渡至创造主导阶段。这一结果表明，人力资本积累与技能培训体系是青年抵御技术替代冲击、分享技术创造红利的关键缓冲机制。</w:t>
+        <w:t xml:space="preserve">表7报告了调节效应检验结果。列（1）显示，人工智能应用与教育发展水平交互项的系数为0.0556，在1%的水平上显著为正，表明教育发展水平越高，人工智能对青年就业的抑制作用越弱、促进作用越强。列（2）显示，人工智能应用与职业技能培训交互项的系数为0.0501，同样在1%的水平上显著为正。上述结果验证了假设5。图2（a）以教育发展水平的不同取值刻画了U型曲线形态的变化：在教育发展水平低于均值1个标准差的地区，曲线左半支下降更为陡峭，替代冲击更为剧烈；而在教育发展水平高于均值1个标准差的地区，下降段明显平缓且拐点相应左移，意味着这些地区能够更快地由替代主导阶段过渡至创造主导阶段。需要说明的是，由于模型仅纳入一次项与调节变量的交互项，上述结论针对的是曲线下降段斜率与拐点位置的变化，尚不足以识别调节变量对二次项即创造效应强度的影响。这一结果表明，人力资本积累与技能培训体系是青年抵御技术替代冲击、分享技术创造红利的关键缓冲机制。</w:t>
       </w:r>
     </w:p>
     <w:p>
@@ -7698,20 +7782,20 @@
               <w:jc w:val="center"/>
             </w:pPr>
             <w:r>
-              <w:t xml:space="preserve">−0.0848***（−3.3316）</w:t>
-            </w:r>
-          </w:p>
-        </w:tc>
-        <w:tc>
-          <w:tcPr/>
-          <w:p>
-            <w:pPr>
-              <w:pStyle w:val="Compact"/>
-              <w:spacing w:before="20" w:after="20" w:line="240" w:lineRule="auto"/>
-              <w:jc w:val="center"/>
-            </w:pPr>
-            <w:r>
-              <w:t xml:space="preserve">−0.0880***（−3.5978）</w:t>
+              <w:t xml:space="preserve">−0.0573**（−2.1348）</w:t>
+            </w:r>
+          </w:p>
+        </w:tc>
+        <w:tc>
+          <w:tcPr/>
+          <w:p>
+            <w:pPr>
+              <w:pStyle w:val="Compact"/>
+              <w:spacing w:before="20" w:after="20" w:line="240" w:lineRule="auto"/>
+              <w:jc w:val="center"/>
+            </w:pPr>
+            <w:r>
+              <w:t xml:space="preserve">−0.0592**（−2.2845）</w:t>
             </w:r>
           </w:p>
         </w:tc>
@@ -7753,20 +7837,20 @@
               <w:jc w:val="center"/>
             </w:pPr>
             <w:r>
-              <w:t xml:space="preserve">0.0490***（6.2859）</w:t>
-            </w:r>
-          </w:p>
-        </w:tc>
-        <w:tc>
-          <w:tcPr/>
-          <w:p>
-            <w:pPr>
-              <w:pStyle w:val="Compact"/>
-              <w:spacing w:before="20" w:after="20" w:line="240" w:lineRule="auto"/>
-              <w:jc w:val="center"/>
-            </w:pPr>
-            <w:r>
-              <w:t xml:space="preserve">0.0586***（6.7217）</w:t>
+              <w:t xml:space="preserve">0.0340***（4.7019）</w:t>
+            </w:r>
+          </w:p>
+        </w:tc>
+        <w:tc>
+          <w:tcPr/>
+          <w:p>
+            <w:pPr>
+              <w:pStyle w:val="Compact"/>
+              <w:spacing w:before="20" w:after="20" w:line="240" w:lineRule="auto"/>
+              <w:jc w:val="center"/>
+            </w:pPr>
+            <w:r>
+              <w:t xml:space="preserve">0.0439***（5.3087）</w:t>
             </w:r>
           </w:p>
         </w:tc>
@@ -7798,20 +7882,20 @@
               <w:jc w:val="center"/>
             </w:pPr>
             <w:r>
-              <w:t xml:space="preserve">0.0068（0.5462）</w:t>
-            </w:r>
-          </w:p>
-        </w:tc>
-        <w:tc>
-          <w:tcPr/>
-          <w:p>
-            <w:pPr>
-              <w:pStyle w:val="Compact"/>
-              <w:spacing w:before="20" w:after="20" w:line="240" w:lineRule="auto"/>
-              <w:jc w:val="center"/>
-            </w:pPr>
-            <w:r>
-              <w:t xml:space="preserve">−0.0089（−1.4323）</w:t>
+              <w:t xml:space="preserve">0.0006（0.0482）</w:t>
+            </w:r>
+          </w:p>
+        </w:tc>
+        <w:tc>
+          <w:tcPr/>
+          <w:p>
+            <w:pPr>
+              <w:pStyle w:val="Compact"/>
+              <w:spacing w:before="20" w:after="20" w:line="240" w:lineRule="auto"/>
+              <w:jc w:val="center"/>
+            </w:pPr>
+            <w:r>
+              <w:t xml:space="preserve">−0.0054（−0.6633）</w:t>
             </w:r>
           </w:p>
         </w:tc>
@@ -7853,20 +7937,20 @@
               <w:jc w:val="center"/>
             </w:pPr>
             <w:r>
-              <w:t xml:space="preserve">0.0535***（13.8825）</w:t>
-            </w:r>
-          </w:p>
-        </w:tc>
-        <w:tc>
-          <w:tcPr/>
-          <w:p>
-            <w:pPr>
-              <w:pStyle w:val="Compact"/>
-              <w:spacing w:before="20" w:after="20" w:line="240" w:lineRule="auto"/>
-              <w:jc w:val="center"/>
-            </w:pPr>
-            <w:r>
-              <w:t xml:space="preserve">0.0483***（13.0592）</w:t>
+              <w:t xml:space="preserve">0.0556***（14.6585）</w:t>
+            </w:r>
+          </w:p>
+        </w:tc>
+        <w:tc>
+          <w:tcPr/>
+          <w:p>
+            <w:pPr>
+              <w:pStyle w:val="Compact"/>
+              <w:spacing w:before="20" w:after="20" w:line="240" w:lineRule="auto"/>
+              <w:jc w:val="center"/>
+            </w:pPr>
+            <w:r>
+              <w:t xml:space="preserve">0.0501***（12.9188）</w:t>
             </w:r>
           </w:p>
         </w:tc>
@@ -7963,7 +8047,11 @@
               <w:jc w:val="center"/>
             </w:pPr>
             <w:r>
-              <w:t xml:space="preserve">样本量</w:t>
+              <w:rPr>
+                <w:iCs/>
+                <w:i/>
+              </w:rPr>
+              <w:t xml:space="preserve">N</w:t>
             </w:r>
           </w:p>
         </w:tc>
@@ -8028,20 +8116,20 @@
               <w:jc w:val="center"/>
             </w:pPr>
             <w:r>
-              <w:t xml:space="preserve">0.5189</w:t>
-            </w:r>
-          </w:p>
-        </w:tc>
-        <w:tc>
-          <w:tcPr/>
-          <w:p>
-            <w:pPr>
-              <w:pStyle w:val="Compact"/>
-              <w:spacing w:before="20" w:after="20" w:line="240" w:lineRule="auto"/>
-              <w:jc w:val="center"/>
-            </w:pPr>
-            <w:r>
-              <w:t xml:space="preserve">0.5280</w:t>
+              <w:t xml:space="preserve">0.4786</w:t>
+            </w:r>
+          </w:p>
+        </w:tc>
+        <w:tc>
+          <w:tcPr/>
+          <w:p>
+            <w:pPr>
+              <w:pStyle w:val="Compact"/>
+              <w:spacing w:before="20" w:after="20" w:line="240" w:lineRule="auto"/>
+              <w:jc w:val="center"/>
+            </w:pPr>
+            <w:r>
+              <w:t xml:space="preserve">0.4862</w:t>
             </w:r>
           </w:p>
         </w:tc>
@@ -8074,18 +8162,18 @@
           <wp:inline>
             <wp:extent cx="5334000" cy="2053040"/>
             <wp:effectExtent b="0" l="0" r="0" t="0"/>
-            <wp:docPr descr="图2 调节效应与分位数回归结果" title="" id="38" name="Picture"/>
+            <wp:docPr descr="图2 调节效应与分位数回归结果" title="" id="42" name="Picture"/>
             <a:graphic>
               <a:graphicData uri="http://schemas.openxmlformats.org/drawingml/2006/picture">
                 <pic:pic>
                   <pic:nvPicPr>
-                    <pic:cNvPr descr="p2_fig2.png" id="39" name="Picture"/>
+                    <pic:cNvPr descr="p2_fig2.png" id="43" name="Picture"/>
                     <pic:cNvPicPr>
                       <a:picLocks noChangeArrowheads="1" noChangeAspect="1"/>
                     </pic:cNvPicPr>
                   </pic:nvPicPr>
                   <pic:blipFill>
-                    <a:blip r:embed="rId37"/>
+                    <a:blip r:embed="rId41"/>
                     <a:stretch>
                       <a:fillRect/>
                     </a:stretch>
@@ -8120,8 +8208,8 @@
         <w:t xml:space="preserve">图2 调节效应与分位数回归结果</w:t>
       </w:r>
     </w:p>
-    <w:bookmarkEnd w:id="40"/>
-    <w:bookmarkStart w:id="41" w:name="异质性分析与分位数回归"/>
+    <w:bookmarkEnd w:id="44"/>
+    <w:bookmarkStart w:id="45" w:name="异质性分析与分位数回归"/>
     <w:p>
       <w:pPr>
         <w:pStyle w:val="Heading2"/>
@@ -8135,7 +8223,7 @@
         <w:pStyle w:val="FirstParagraph"/>
       </w:pPr>
       <w:r>
-        <w:t xml:space="preserve">表8报告了分组回归结果。分区域看，三大区域的二次项系数均显著为正，U型关系普遍存在；但一次项系数仅在西部地区显著为负（−0.1616），东部与中部地区虽为负号却不显著，表明西部地区当前所处的技术渗透阶段更靠近U型曲线的下降段，替代冲击更为明显，而东中部地区部分省份已接近或跨越拐点。分教育水平看，高教育水平地区与低教育水平地区的一次项系数分别为−0.1175与−0.1200，二次项系数分别为0.0958与0.0615；高教育水平地区的二次项系数更大，意味着其U型曲线更为陡峭，跨越拐点后就业扩张的速度更快。分产业结构看，非制造业密集地区的一次项系数为−0.1480且显著，而制造业密集地区一次项不显著，可能的原因在于制造业密集地区的产业配套更完善，机器人应用衍生的运维、集成等关联岗位创造能力更强，一定程度上对冲了替代冲击。</w:t>
+        <w:t xml:space="preserve">表8报告了分组回归结果。分区域看，三大区域的二次项系数均显著为正，U型关系普遍存在；但一次项系数仅在西部地区显著为负（−0.1419），东部与中部地区虽为负号却未通过显著性检验，说明西部地区处于U型曲线下降段的证据更为充分，而东中部地区的替代效应证据相对不足。据各组系数推算的拐点分别为东部0.4680、中部0.0691、西部1.0527，西部地区跨越拐点所需的渗透度明显更高。分教育水平看，高教育水平地区与低教育水平地区的一次项系数分别为−0.0683与−0.1155，低教育水平地区的替代冲击在量级上更大；相应的拐点分别为0.4523与1.1368，即教育水平较高的地区能够在更低的技术渗透度上完成由替代主导向创造主导的转换。分产业结构看，非制造业密集地区的一次项系数为−0.1308且在5%的水平上显著、拐点为0.7851，而制造业密集地区一次项接近于零且不显著、拐点仅为0.0054，可能的原因在于制造业密集地区的产业配套更完善，机器人应用衍生的运维、集成等关联岗位创造能力更强，在较低渗透度上即可对冲替代冲击。</w:t>
       </w:r>
     </w:p>
     <w:p>
@@ -8143,7 +8231,7 @@
         <w:pStyle w:val="TableCaption"/>
       </w:pPr>
       <w:r>
-        <w:t xml:space="preserve">表8 异质性分析结果</w:t>
+        <w:t xml:space="preserve">表8 异质性检验结果</w:t>
       </w:r>
     </w:p>
     <w:tbl>
@@ -8151,16 +8239,17 @@
         <w:tblStyle w:val="Table"/>
         <w:jc w:val="center"/>
         <w:tblLook w:firstRow="1" w:lastRow="0" w:firstColumn="0" w:lastColumn="0" w:noHBand="0" w:noVBand="0" w:val="0020"/>
-        <w:tblCaption w:val="表8 异质性分析结果"/>
+        <w:tblCaption w:val="表8 异质性检验结果"/>
         <w:tblW w:w="5000" w:type="pct"/>
         <w:tblLayout w:type="autofit"/>
       </w:tblPr>
       <w:tblGrid>
-        <w:gridCol w:w="1584"/>
-        <w:gridCol w:w="1584"/>
-        <w:gridCol w:w="1584"/>
-        <w:gridCol w:w="1584"/>
-        <w:gridCol w:w="1584"/>
+        <w:gridCol w:w="1320"/>
+        <w:gridCol w:w="1320"/>
+        <w:gridCol w:w="1320"/>
+        <w:gridCol w:w="1320"/>
+        <w:gridCol w:w="1320"/>
+        <w:gridCol w:w="1320"/>
       </w:tblGrid>
       <w:tr>
         <w:trPr>
@@ -8232,7 +8321,24 @@
               <w:jc w:val="center"/>
             </w:pPr>
             <w:r>
-              <w:t xml:space="preserve">样本量</w:t>
+              <w:t xml:space="preserve">拐点</w:t>
+            </w:r>
+          </w:p>
+        </w:tc>
+        <w:tc>
+          <w:tcPr/>
+          <w:p>
+            <w:pPr>
+              <w:pStyle w:val="Compact"/>
+              <w:spacing w:before="20" w:after="20" w:line="240" w:lineRule="auto"/>
+              <w:jc w:val="center"/>
+            </w:pPr>
+            <w:r>
+              <w:rPr>
+                <w:iCs/>
+                <w:i/>
+              </w:rPr>
+              <w:t xml:space="preserve">N</w:t>
             </w:r>
           </w:p>
         </w:tc>
@@ -8284,20 +8390,33 @@
               <w:jc w:val="center"/>
             </w:pPr>
             <w:r>
-              <w:t xml:space="preserve">−0.0551（−1.0517）</w:t>
-            </w:r>
-          </w:p>
-        </w:tc>
-        <w:tc>
-          <w:tcPr/>
-          <w:p>
-            <w:pPr>
-              <w:pStyle w:val="Compact"/>
-              <w:spacing w:before="20" w:after="20" w:line="240" w:lineRule="auto"/>
-              <w:jc w:val="center"/>
-            </w:pPr>
-            <w:r>
-              <w:t xml:space="preserve">0.0573**（2.1551）</w:t>
+              <w:t xml:space="preserve">−0.0453（−0.6619）</w:t>
+            </w:r>
+          </w:p>
+        </w:tc>
+        <w:tc>
+          <w:tcPr/>
+          <w:p>
+            <w:pPr>
+              <w:pStyle w:val="Compact"/>
+              <w:spacing w:before="20" w:after="20" w:line="240" w:lineRule="auto"/>
+              <w:jc w:val="center"/>
+            </w:pPr>
+            <w:r>
+              <w:t xml:space="preserve">0.0484*（1.8296）</w:t>
+            </w:r>
+          </w:p>
+        </w:tc>
+        <w:tc>
+          <w:tcPr/>
+          <w:p>
+            <w:pPr>
+              <w:pStyle w:val="Compact"/>
+              <w:spacing w:before="20" w:after="20" w:line="240" w:lineRule="auto"/>
+              <w:jc w:val="center"/>
+            </w:pPr>
+            <w:r>
+              <w:t xml:space="preserve">0.4680</w:t>
             </w:r>
           </w:p>
         </w:tc>
@@ -8323,7 +8442,7 @@
               <w:jc w:val="center"/>
             </w:pPr>
             <w:r>
-              <w:t xml:space="preserve">0.2809</w:t>
+              <w:t xml:space="preserve">0.1816</w:t>
             </w:r>
           </w:p>
         </w:tc>
@@ -8351,20 +8470,33 @@
               <w:jc w:val="center"/>
             </w:pPr>
             <w:r>
-              <w:t xml:space="preserve">−0.0627（−1.2466）</w:t>
-            </w:r>
-          </w:p>
-        </w:tc>
-        <w:tc>
-          <w:tcPr/>
-          <w:p>
-            <w:pPr>
-              <w:pStyle w:val="Compact"/>
-              <w:spacing w:before="20" w:after="20" w:line="240" w:lineRule="auto"/>
-              <w:jc w:val="center"/>
-            </w:pPr>
-            <w:r>
-              <w:t xml:space="preserve">0.1002***（4.8344）</w:t>
+              <w:t xml:space="preserve">−0.0114（−0.2753）</w:t>
+            </w:r>
+          </w:p>
+        </w:tc>
+        <w:tc>
+          <w:tcPr/>
+          <w:p>
+            <w:pPr>
+              <w:pStyle w:val="Compact"/>
+              <w:spacing w:before="20" w:after="20" w:line="240" w:lineRule="auto"/>
+              <w:jc w:val="center"/>
+            </w:pPr>
+            <w:r>
+              <w:t xml:space="preserve">0.0825***（3.4250）</w:t>
+            </w:r>
+          </w:p>
+        </w:tc>
+        <w:tc>
+          <w:tcPr/>
+          <w:p>
+            <w:pPr>
+              <w:pStyle w:val="Compact"/>
+              <w:spacing w:before="20" w:after="20" w:line="240" w:lineRule="auto"/>
+              <w:jc w:val="center"/>
+            </w:pPr>
+            <w:r>
+              <w:t xml:space="preserve">0.0691</w:t>
             </w:r>
           </w:p>
         </w:tc>
@@ -8390,7 +8522,7 @@
               <w:jc w:val="center"/>
             </w:pPr>
             <w:r>
-              <w:t xml:space="preserve">0.3604</w:t>
+              <w:t xml:space="preserve">0.3079</w:t>
             </w:r>
           </w:p>
         </w:tc>
@@ -8418,20 +8550,33 @@
               <w:jc w:val="center"/>
             </w:pPr>
             <w:r>
-              <w:t xml:space="preserve">−0.1616**（−2.2987）</w:t>
-            </w:r>
-          </w:p>
-        </w:tc>
-        <w:tc>
-          <w:tcPr/>
-          <w:p>
-            <w:pPr>
-              <w:pStyle w:val="Compact"/>
-              <w:spacing w:before="20" w:after="20" w:line="240" w:lineRule="auto"/>
-              <w:jc w:val="center"/>
-            </w:pPr>
-            <w:r>
-              <w:t xml:space="preserve">0.0769**（2.1572）</w:t>
+              <w:t xml:space="preserve">−0.1419*（−1.8528）</w:t>
+            </w:r>
+          </w:p>
+        </w:tc>
+        <w:tc>
+          <w:tcPr/>
+          <w:p>
+            <w:pPr>
+              <w:pStyle w:val="Compact"/>
+              <w:spacing w:before="20" w:after="20" w:line="240" w:lineRule="auto"/>
+              <w:jc w:val="center"/>
+            </w:pPr>
+            <w:r>
+              <w:t xml:space="preserve">0.0674*（1.7110）</w:t>
+            </w:r>
+          </w:p>
+        </w:tc>
+        <w:tc>
+          <w:tcPr/>
+          <w:p>
+            <w:pPr>
+              <w:pStyle w:val="Compact"/>
+              <w:spacing w:before="20" w:after="20" w:line="240" w:lineRule="auto"/>
+              <w:jc w:val="center"/>
+            </w:pPr>
+            <w:r>
+              <w:t xml:space="preserve">1.0527</w:t>
             </w:r>
           </w:p>
         </w:tc>
@@ -8457,7 +8602,7 @@
               <w:jc w:val="center"/>
             </w:pPr>
             <w:r>
-              <w:t xml:space="preserve">0.2208</w:t>
+              <w:t xml:space="preserve">0.2313</w:t>
             </w:r>
           </w:p>
         </w:tc>
@@ -8485,20 +8630,33 @@
               <w:jc w:val="center"/>
             </w:pPr>
             <w:r>
-              <w:t xml:space="preserve">−0.1175***（−4.2949）</w:t>
-            </w:r>
-          </w:p>
-        </w:tc>
-        <w:tc>
-          <w:tcPr/>
-          <w:p>
-            <w:pPr>
-              <w:pStyle w:val="Compact"/>
-              <w:spacing w:before="20" w:after="20" w:line="240" w:lineRule="auto"/>
-              <w:jc w:val="center"/>
-            </w:pPr>
-            <w:r>
-              <w:t xml:space="preserve">0.0958***（6.1721）</w:t>
+              <w:t xml:space="preserve">−0.0683***（−2.6165）</w:t>
+            </w:r>
+          </w:p>
+        </w:tc>
+        <w:tc>
+          <w:tcPr/>
+          <w:p>
+            <w:pPr>
+              <w:pStyle w:val="Compact"/>
+              <w:spacing w:before="20" w:after="20" w:line="240" w:lineRule="auto"/>
+              <w:jc w:val="center"/>
+            </w:pPr>
+            <w:r>
+              <w:t xml:space="preserve">0.0755***（4.8574）</w:t>
+            </w:r>
+          </w:p>
+        </w:tc>
+        <w:tc>
+          <w:tcPr/>
+          <w:p>
+            <w:pPr>
+              <w:pStyle w:val="Compact"/>
+              <w:spacing w:before="20" w:after="20" w:line="240" w:lineRule="auto"/>
+              <w:jc w:val="center"/>
+            </w:pPr>
+            <w:r>
+              <w:t xml:space="preserve">0.4523</w:t>
             </w:r>
           </w:p>
         </w:tc>
@@ -8524,7 +8682,7 @@
               <w:jc w:val="center"/>
             </w:pPr>
             <w:r>
-              <w:t xml:space="preserve">0.3780</w:t>
+              <w:t xml:space="preserve">0.2874</w:t>
             </w:r>
           </w:p>
         </w:tc>
@@ -8552,20 +8710,33 @@
               <w:jc w:val="center"/>
             </w:pPr>
             <w:r>
-              <w:t xml:space="preserve">−0.1200**（−2.2522）</w:t>
-            </w:r>
-          </w:p>
-        </w:tc>
-        <w:tc>
-          <w:tcPr/>
-          <w:p>
-            <w:pPr>
-              <w:pStyle w:val="Compact"/>
-              <w:spacing w:before="20" w:after="20" w:line="240" w:lineRule="auto"/>
-              <w:jc w:val="center"/>
-            </w:pPr>
-            <w:r>
-              <w:t xml:space="preserve">0.0615***（4.5677）</w:t>
+              <w:t xml:space="preserve">−0.1155*（−1.9727）</w:t>
+            </w:r>
+          </w:p>
+        </w:tc>
+        <w:tc>
+          <w:tcPr/>
+          <w:p>
+            <w:pPr>
+              <w:pStyle w:val="Compact"/>
+              <w:spacing w:before="20" w:after="20" w:line="240" w:lineRule="auto"/>
+              <w:jc w:val="center"/>
+            </w:pPr>
+            <w:r>
+              <w:t xml:space="preserve">0.0508***（3.3062）</w:t>
+            </w:r>
+          </w:p>
+        </w:tc>
+        <w:tc>
+          <w:tcPr/>
+          <w:p>
+            <w:pPr>
+              <w:pStyle w:val="Compact"/>
+              <w:spacing w:before="20" w:after="20" w:line="240" w:lineRule="auto"/>
+              <w:jc w:val="center"/>
+            </w:pPr>
+            <w:r>
+              <w:t xml:space="preserve">1.1368</w:t>
             </w:r>
           </w:p>
         </w:tc>
@@ -8591,7 +8762,7 @@
               <w:jc w:val="center"/>
             </w:pPr>
             <w:r>
-              <w:t xml:space="preserve">0.2872</w:t>
+              <w:t xml:space="preserve">0.2420</w:t>
             </w:r>
           </w:p>
         </w:tc>
@@ -8619,20 +8790,33 @@
               <w:jc w:val="center"/>
             </w:pPr>
             <w:r>
-              <w:t xml:space="preserve">−0.0467（−1.1001）</w:t>
-            </w:r>
-          </w:p>
-        </w:tc>
-        <w:tc>
-          <w:tcPr/>
-          <w:p>
-            <w:pPr>
-              <w:pStyle w:val="Compact"/>
-              <w:spacing w:before="20" w:after="20" w:line="240" w:lineRule="auto"/>
-              <w:jc w:val="center"/>
-            </w:pPr>
-            <w:r>
-              <w:t xml:space="preserve">0.0793***（2.7357）</w:t>
+              <w:t xml:space="preserve">−0.0007（−0.0139）</w:t>
+            </w:r>
+          </w:p>
+        </w:tc>
+        <w:tc>
+          <w:tcPr/>
+          <w:p>
+            <w:pPr>
+              <w:pStyle w:val="Compact"/>
+              <w:spacing w:before="20" w:after="20" w:line="240" w:lineRule="auto"/>
+              <w:jc w:val="center"/>
+            </w:pPr>
+            <w:r>
+              <w:t xml:space="preserve">0.0651**（2.4026）</w:t>
+            </w:r>
+          </w:p>
+        </w:tc>
+        <w:tc>
+          <w:tcPr/>
+          <w:p>
+            <w:pPr>
+              <w:pStyle w:val="Compact"/>
+              <w:spacing w:before="20" w:after="20" w:line="240" w:lineRule="auto"/>
+              <w:jc w:val="center"/>
+            </w:pPr>
+            <w:r>
+              <w:t xml:space="preserve">0.0054</w:t>
             </w:r>
           </w:p>
         </w:tc>
@@ -8658,7 +8842,7 @@
               <w:jc w:val="center"/>
             </w:pPr>
             <w:r>
-              <w:t xml:space="preserve">0.2577</w:t>
+              <w:t xml:space="preserve">0.2300</w:t>
             </w:r>
           </w:p>
         </w:tc>
@@ -8686,20 +8870,33 @@
               <w:jc w:val="center"/>
             </w:pPr>
             <w:r>
-              <w:t xml:space="preserve">−0.1480***（−2.7282）</w:t>
-            </w:r>
-          </w:p>
-        </w:tc>
-        <w:tc>
-          <w:tcPr/>
-          <w:p>
-            <w:pPr>
-              <w:pStyle w:val="Compact"/>
-              <w:spacing w:before="20" w:after="20" w:line="240" w:lineRule="auto"/>
-              <w:jc w:val="center"/>
-            </w:pPr>
-            <w:r>
-              <w:t xml:space="preserve">0.0987***（5.7989）</w:t>
+              <w:t xml:space="preserve">−0.1308**（−2.1902）</w:t>
+            </w:r>
+          </w:p>
+        </w:tc>
+        <w:tc>
+          <w:tcPr/>
+          <w:p>
+            <w:pPr>
+              <w:pStyle w:val="Compact"/>
+              <w:spacing w:before="20" w:after="20" w:line="240" w:lineRule="auto"/>
+              <w:jc w:val="center"/>
+            </w:pPr>
+            <w:r>
+              <w:t xml:space="preserve">0.0833***（4.3198）</w:t>
+            </w:r>
+          </w:p>
+        </w:tc>
+        <w:tc>
+          <w:tcPr/>
+          <w:p>
+            <w:pPr>
+              <w:pStyle w:val="Compact"/>
+              <w:spacing w:before="20" w:after="20" w:line="240" w:lineRule="auto"/>
+              <w:jc w:val="center"/>
+            </w:pPr>
+            <w:r>
+              <w:t xml:space="preserve">0.7851</w:t>
             </w:r>
           </w:p>
         </w:tc>
@@ -8725,7 +8922,7 @@
               <w:jc w:val="center"/>
             </w:pPr>
             <w:r>
-              <w:t xml:space="preserve">0.3617</w:t>
+              <w:t xml:space="preserve">0.2843</w:t>
             </w:r>
           </w:p>
         </w:tc>
@@ -8744,7 +8941,7 @@
         <w:pStyle w:val="BodyText"/>
       </w:pPr>
       <w:r>
-        <w:t xml:space="preserve">考虑到不同就业规模水平的省份对人工智能冲击的反应可能存在差异，本文进一步在青年就业规模的第10、25、50、75与90分位点上进行分位数回归，结果见表9。各分位点上一次项系数均显著为负、二次项系数均显著为正，U型关系在就业规模分布的各个位置均成立。从系数变化看，一次项系数的绝对值在第90分位点达到最大（−0.1427），二次项系数亦在该分位点最大（0.0918），相应的拐点由第25分位点的0.4578右移至第90分位点的0.7772，表明青年就业规模越大的省份，替代阶段持续得越久、跨越拐点所需的技术渗透度越高。图2（b）展示了各分位点系数的变化轨迹。</w:t>
+        <w:t xml:space="preserve">考虑到不同就业规模水平的省份对人工智能冲击的反应可能存在差异，本文进一步在青年就业规模的第10、25、50、75与90分位点上进行分位数回归，结果见表9。各分位点上二次项系数均在1%的水平上显著为正，U型关系在就业规模分布的各个位置均成立；一次项系数在各分位点上均为负值，并自第50分位点起依次通过10%、5%、5%的显著性检验，而在第10与第25分位点上未通过显著性检验。从系数变化看，一次项系数的绝对值随分位点上升而增大，在第90分位点达到最大（−0.1042），相应的拐点由第25分位点的0.3570右移至第90分位点的0.8566，表明青年就业规模越大的省份，替代阶段持续得越久、跨越拐点所需的技术渗透度越高。图2（b）展示了各分位点系数的变化轨迹。</w:t>
       </w:r>
     </w:p>
     <w:p>
@@ -8868,33 +9065,33 @@
               <w:jc w:val="center"/>
             </w:pPr>
             <w:r>
-              <w:t xml:space="preserve">−0.1092***（−3.0396）</w:t>
-            </w:r>
-          </w:p>
-        </w:tc>
-        <w:tc>
-          <w:tcPr/>
-          <w:p>
-            <w:pPr>
-              <w:pStyle w:val="Compact"/>
-              <w:spacing w:before="20" w:after="20" w:line="240" w:lineRule="auto"/>
-              <w:jc w:val="center"/>
-            </w:pPr>
-            <w:r>
-              <w:t xml:space="preserve">0.0890***（8.1839）</w:t>
-            </w:r>
-          </w:p>
-        </w:tc>
-        <w:tc>
-          <w:tcPr/>
-          <w:p>
-            <w:pPr>
-              <w:pStyle w:val="Compact"/>
-              <w:spacing w:before="20" w:after="20" w:line="240" w:lineRule="auto"/>
-              <w:jc w:val="center"/>
-            </w:pPr>
-            <w:r>
-              <w:t xml:space="preserve">0.6135</w:t>
+              <w:t xml:space="preserve">−0.0561（−1.4815）</w:t>
+            </w:r>
+          </w:p>
+        </w:tc>
+        <w:tc>
+          <w:tcPr/>
+          <w:p>
+            <w:pPr>
+              <w:pStyle w:val="Compact"/>
+              <w:spacing w:before="20" w:after="20" w:line="240" w:lineRule="auto"/>
+              <w:jc w:val="center"/>
+            </w:pPr>
+            <w:r>
+              <w:t xml:space="preserve">0.0618***（5.9658）</w:t>
+            </w:r>
+          </w:p>
+        </w:tc>
+        <w:tc>
+          <w:tcPr/>
+          <w:p>
+            <w:pPr>
+              <w:pStyle w:val="Compact"/>
+              <w:spacing w:before="20" w:after="20" w:line="240" w:lineRule="auto"/>
+              <w:jc w:val="center"/>
+            </w:pPr>
+            <w:r>
+              <w:t xml:space="preserve">0.4541</w:t>
             </w:r>
           </w:p>
         </w:tc>
@@ -8922,33 +9119,33 @@
               <w:jc w:val="center"/>
             </w:pPr>
             <w:r>
-              <w:t xml:space="preserve">−0.0779***（−2.6005）</w:t>
-            </w:r>
-          </w:p>
-        </w:tc>
-        <w:tc>
-          <w:tcPr/>
-          <w:p>
-            <w:pPr>
-              <w:pStyle w:val="Compact"/>
-              <w:spacing w:before="20" w:after="20" w:line="240" w:lineRule="auto"/>
-              <w:jc w:val="center"/>
-            </w:pPr>
-            <w:r>
-              <w:t xml:space="preserve">0.0851***（10.0675）</w:t>
-            </w:r>
-          </w:p>
-        </w:tc>
-        <w:tc>
-          <w:tcPr/>
-          <w:p>
-            <w:pPr>
-              <w:pStyle w:val="Compact"/>
-              <w:spacing w:before="20" w:after="20" w:line="240" w:lineRule="auto"/>
-              <w:jc w:val="center"/>
-            </w:pPr>
-            <w:r>
-              <w:t xml:space="preserve">0.4578</w:t>
+              <w:t xml:space="preserve">−0.0489（−1.5095）</w:t>
+            </w:r>
+          </w:p>
+        </w:tc>
+        <w:tc>
+          <w:tcPr/>
+          <w:p>
+            <w:pPr>
+              <w:pStyle w:val="Compact"/>
+              <w:spacing w:before="20" w:after="20" w:line="240" w:lineRule="auto"/>
+              <w:jc w:val="center"/>
+            </w:pPr>
+            <w:r>
+              <w:t xml:space="preserve">0.0685***（7.6611）</w:t>
+            </w:r>
+          </w:p>
+        </w:tc>
+        <w:tc>
+          <w:tcPr/>
+          <w:p>
+            <w:pPr>
+              <w:pStyle w:val="Compact"/>
+              <w:spacing w:before="20" w:after="20" w:line="240" w:lineRule="auto"/>
+              <w:jc w:val="center"/>
+            </w:pPr>
+            <w:r>
+              <w:t xml:space="preserve">0.3570</w:t>
             </w:r>
           </w:p>
         </w:tc>
@@ -8976,33 +9173,33 @@
               <w:jc w:val="center"/>
             </w:pPr>
             <w:r>
-              <w:t xml:space="preserve">−0.0903***（−2.8207）</w:t>
-            </w:r>
-          </w:p>
-        </w:tc>
-        <w:tc>
-          <w:tcPr/>
-          <w:p>
-            <w:pPr>
-              <w:pStyle w:val="Compact"/>
-              <w:spacing w:before="20" w:after="20" w:line="240" w:lineRule="auto"/>
-              <w:jc w:val="center"/>
-            </w:pPr>
-            <w:r>
-              <w:t xml:space="preserve">0.0764***（8.4192）</w:t>
-            </w:r>
-          </w:p>
-        </w:tc>
-        <w:tc>
-          <w:tcPr/>
-          <w:p>
-            <w:pPr>
-              <w:pStyle w:val="Compact"/>
-              <w:spacing w:before="20" w:after="20" w:line="240" w:lineRule="auto"/>
-              <w:jc w:val="center"/>
-            </w:pPr>
-            <w:r>
-              <w:t xml:space="preserve">0.5915</w:t>
+              <w:t xml:space="preserve">−0.0573*（−1.8155）</w:t>
+            </w:r>
+          </w:p>
+        </w:tc>
+        <w:tc>
+          <w:tcPr/>
+          <w:p>
+            <w:pPr>
+              <w:pStyle w:val="Compact"/>
+              <w:spacing w:before="20" w:after="20" w:line="240" w:lineRule="auto"/>
+              <w:jc w:val="center"/>
+            </w:pPr>
+            <w:r>
+              <w:t xml:space="preserve">0.0600***（6.7088）</w:t>
+            </w:r>
+          </w:p>
+        </w:tc>
+        <w:tc>
+          <w:tcPr/>
+          <w:p>
+            <w:pPr>
+              <w:pStyle w:val="Compact"/>
+              <w:spacing w:before="20" w:after="20" w:line="240" w:lineRule="auto"/>
+              <w:jc w:val="center"/>
+            </w:pPr>
+            <w:r>
+              <w:t xml:space="preserve">0.4778</w:t>
             </w:r>
           </w:p>
         </w:tc>
@@ -9030,33 +9227,33 @@
               <w:jc w:val="center"/>
             </w:pPr>
             <w:r>
-              <w:t xml:space="preserve">−0.0999***（−2.9357）</w:t>
-            </w:r>
-          </w:p>
-        </w:tc>
-        <w:tc>
-          <w:tcPr/>
-          <w:p>
-            <w:pPr>
-              <w:pStyle w:val="Compact"/>
-              <w:spacing w:before="20" w:after="20" w:line="240" w:lineRule="auto"/>
-              <w:jc w:val="center"/>
-            </w:pPr>
-            <w:r>
-              <w:t xml:space="preserve">0.0777***（8.0858）</w:t>
-            </w:r>
-          </w:p>
-        </w:tc>
-        <w:tc>
-          <w:tcPr/>
-          <w:p>
-            <w:pPr>
-              <w:pStyle w:val="Compact"/>
-              <w:spacing w:before="20" w:after="20" w:line="240" w:lineRule="auto"/>
-              <w:jc w:val="center"/>
-            </w:pPr>
-            <w:r>
-              <w:t xml:space="preserve">0.6434</w:t>
+              <w:t xml:space="preserve">−0.0787**（−2.5563）</w:t>
+            </w:r>
+          </w:p>
+        </w:tc>
+        <w:tc>
+          <w:tcPr/>
+          <w:p>
+            <w:pPr>
+              <w:pStyle w:val="Compact"/>
+              <w:spacing w:before="20" w:after="20" w:line="240" w:lineRule="auto"/>
+              <w:jc w:val="center"/>
+            </w:pPr>
+            <w:r>
+              <w:t xml:space="preserve">0.0721***（8.6233）</w:t>
+            </w:r>
+          </w:p>
+        </w:tc>
+        <w:tc>
+          <w:tcPr/>
+          <w:p>
+            <w:pPr>
+              <w:pStyle w:val="Compact"/>
+              <w:spacing w:before="20" w:after="20" w:line="240" w:lineRule="auto"/>
+              <w:jc w:val="center"/>
+            </w:pPr>
+            <w:r>
+              <w:t xml:space="preserve">0.5453</w:t>
             </w:r>
           </w:p>
         </w:tc>
@@ -9084,33 +9281,33 @@
               <w:jc w:val="center"/>
             </w:pPr>
             <w:r>
-              <w:t xml:space="preserve">−0.1427***（−3.4158）</w:t>
-            </w:r>
-          </w:p>
-        </w:tc>
-        <w:tc>
-          <w:tcPr/>
-          <w:p>
-            <w:pPr>
-              <w:pStyle w:val="Compact"/>
-              <w:spacing w:before="20" w:after="20" w:line="240" w:lineRule="auto"/>
-              <w:jc w:val="center"/>
-            </w:pPr>
-            <w:r>
-              <w:t xml:space="preserve">0.0918***（8.2366）</w:t>
-            </w:r>
-          </w:p>
-        </w:tc>
-        <w:tc>
-          <w:tcPr/>
-          <w:p>
-            <w:pPr>
-              <w:pStyle w:val="Compact"/>
-              <w:spacing w:before="20" w:after="20" w:line="240" w:lineRule="auto"/>
-              <w:jc w:val="center"/>
-            </w:pPr>
-            <w:r>
-              <w:t xml:space="preserve">0.7772</w:t>
+              <w:t xml:space="preserve">−0.1042**（−2.3794）</w:t>
+            </w:r>
+          </w:p>
+        </w:tc>
+        <w:tc>
+          <w:tcPr/>
+          <w:p>
+            <w:pPr>
+              <w:pStyle w:val="Compact"/>
+              <w:spacing w:before="20" w:after="20" w:line="240" w:lineRule="auto"/>
+              <w:jc w:val="center"/>
+            </w:pPr>
+            <w:r>
+              <w:t xml:space="preserve">0.0608***（5.4060）</w:t>
+            </w:r>
+          </w:p>
+        </w:tc>
+        <w:tc>
+          <w:tcPr/>
+          <w:p>
+            <w:pPr>
+              <w:pStyle w:val="Compact"/>
+              <w:spacing w:before="20" w:after="20" w:line="240" w:lineRule="auto"/>
+              <w:jc w:val="center"/>
+            </w:pPr>
+            <w:r>
+              <w:t xml:space="preserve">0.8566</w:t>
             </w:r>
           </w:p>
         </w:tc>
@@ -9121,12 +9318,22 @@
         <w:pStyle w:val="TableNote"/>
       </w:pPr>
       <w:r>
-        <w:t xml:space="preserve">注：各分位点回归均控制全部控制变量与省份、年份固定效应。</w:t>
-      </w:r>
-    </w:p>
-    <w:bookmarkEnd w:id="41"/>
-    <w:bookmarkEnd w:id="42"/>
-    <w:bookmarkStart w:id="43" w:name="结论与建议"/>
+        <w:t xml:space="preserve">注：各分位点回归均控制全部控制变量与省份、年份固定效应；分位数回归的标准误未作聚类调整，其</w:t>
+      </w:r>
+      <w:r>
+        <w:rPr>
+          <w:iCs/>
+          <w:i/>
+        </w:rPr>
+        <w:t xml:space="preserve">t</w:t>
+      </w:r>
+      <w:r>
+        <w:t xml:space="preserve">值与前文各表不完全可比，此处主要用于观察系数随分位点的变化趋势。</w:t>
+      </w:r>
+    </w:p>
+    <w:bookmarkEnd w:id="45"/>
+    <w:bookmarkEnd w:id="46"/>
+    <w:bookmarkStart w:id="49" w:name="结论与建议"/>
     <w:p>
       <w:pPr>
         <w:pStyle w:val="Heading1"/>
@@ -9135,24 +9342,44 @@
         <w:t xml:space="preserve">4 结论与建议</w:t>
       </w:r>
     </w:p>
+    <w:bookmarkStart w:id="47" w:name="结论"/>
+    <w:p>
+      <w:pPr>
+        <w:pStyle w:val="Heading2"/>
+      </w:pPr>
+      <w:r>
+        <w:t xml:space="preserve">4.1 结论</w:t>
+      </w:r>
+    </w:p>
     <w:p>
       <w:pPr>
         <w:pStyle w:val="FirstParagraph"/>
       </w:pPr>
       <w:r>
-        <w:t xml:space="preserve">本文基于2012—2023年中国30个省份的面板数据，实证检验了人工智能应用对青年就业的影响效应与作用机制，主要结论如下：第一，人工智能应用与青年就业规模之间呈显著的U型关系，拐点位于机器人渗透度约9.82台/万人处，样本中约69.7%的观测值仍位于拐点左侧，表明现阶段多数省份仍处于替代效应占优的区间，该结论经稳健性与内生性检验后依然成立。第二，就业结构检验表明，人工智能应用显著提高青年高技能就业占比、降低低技能就业占比，同时压缩常规任务岗位、扩张新兴数字职业，呈现明显的就业极化特征；青年失业率则呈与就业规模相镜像的倒U型变化。第三，机制检验表明，人工智能应用通过替代常规任务岗位抑制青年就业，通过创造新兴数字职业与改善人岗技能匹配促进青年就业。第四，教育发展水平与职业技能培训均能显著正向调节人工智能的就业效应；异质性分析表明替代冲击在西部地区与非制造业密集地区更为突出，分位数回归表明青年就业规模较大的省份跨越拐点所需的技术渗透度更高。</w:t>
-      </w:r>
-    </w:p>
-    <w:p>
-      <w:pPr>
-        <w:pStyle w:val="BodyText"/>
-      </w:pPr>
-      <w:r>
-        <w:t xml:space="preserve">基于上述结论，本文提出如下建议：第一，前瞻应对替代效应集中释放期。鉴于多数省份仍处于U型曲线左半支，应将常规任务密集型行业的青年从业人员作为重点帮扶对象，建立岗位替代风险的监测预警机制，对受冲击较大的行业与地区提前部署转岗培训与就业援助，避免替代冲击集中释放引发结构性失业。第二，加快培育人工智能衍生的新职业。应完善新职业发布与职业标准制定机制，推动算法工程、数据服务、智能运维、数字内容等新兴职业的规范化与体系化发展，通过产业配套政策引导人工智能应用由单点替代转向系统重构，缩短从替代主导阶段迈向创造主导阶段的过渡期。第三，强化教育与培训的缓冲功能。一方面推动高等教育与职业教育的专业设置对接智能化岗位需求，将人工智能通识教育与数字技能培养纳入人才培养方案；另一方面扩大政府补贴性职业技能培训的覆盖面与针对性，重点面向被替代风险较高的青年群体开展转岗培训，切实发挥技能培训对替代冲击的缓释作用。第四，实施区域差异化政策。西部地区与非制造业密集地区应重点防范替代冲击，在推进智能化改造的同时同步布局配套产业与培训体系；东中部地区与制造业密集地区则应着力放大创造效应，依托完善的产业配套加快孵化人工智能关联岗位，为青年提供更具成长性的职业发展空间。</w:t>
-      </w:r>
-    </w:p>
-    <w:bookmarkEnd w:id="43"/>
-    <w:bookmarkStart w:id="44" w:name="参考文献"/>
+        <w:t xml:space="preserve">本文基于2012—2023年中国30个省份的面板数据，实证检验了人工智能应用对青年就业的影响效应与作用机制，主要结论如下：第一，人工智能应用与青年就业规模之间呈显著的U型关系，现阶段多数省份仍处于拐点左侧的替代效应占优区间，该结论经稳健性与内生性检验后依然成立。第二，就业结构检验表明，人工智能应用显著提高青年高技能就业占比、降低低技能就业占比，同时压缩常规任务岗位、扩张新兴数字职业，呈现明显的就业极化特征；青年失业率则呈与就业规模相镜像的倒U型变化。第三，作用机制检验表明，人工智能应用通过替代常规任务岗位抑制青年就业，通过创造新兴数字职业与改善人岗技能匹配促进青年就业，两类效应量级相当，净效应取决于二者的相对强弱。第四，教育发展水平与职业技能培训均能显著缓解人工智能应用对青年就业的抑制作用，并促使U型曲线的拐点左移。第五，异质性检验表明，替代冲击在西部地区、低教育水平地区与非制造业密集地区更为突出；分位数回归结果表明，青年就业规模较大的省份跨越拐点所需的技术渗透度更高。</w:t>
+      </w:r>
+    </w:p>
+    <w:bookmarkEnd w:id="47"/>
+    <w:bookmarkStart w:id="48" w:name="建议"/>
+    <w:p>
+      <w:pPr>
+        <w:pStyle w:val="Heading2"/>
+      </w:pPr>
+      <w:r>
+        <w:t xml:space="preserve">4.2 建议</w:t>
+      </w:r>
+    </w:p>
+    <w:p>
+      <w:pPr>
+        <w:pStyle w:val="FirstParagraph"/>
+      </w:pPr>
+      <w:r>
+        <w:t xml:space="preserve">基于上述结论，本文提出如下建议：第一，前瞻应对替代效应集中释放期，健全岗位替代风险的监测预警机制。鉴于约七成观测值仍处于U型曲线左半支，应将常规任务密集型行业的青年从业人员作为重点帮扶对象，建立岗位替代风险的监测预警机制，对受冲击较大的行业与地区提前部署转岗培训与就业援助，避免替代冲击集中释放引发结构性失业。第二，加快培育人工智能衍生的新职业。应完善新职业发布与职业标准制定机制，推动算法工程、数据服务、智能运维、数字内容等新兴职业的规范化与体系化发展，通过产业配套政策引导人工智能应用由单点替代转向系统重构，缩短从替代主导阶段迈向创造主导阶段的过渡期。第三，强化教育与培训的缓冲功能。一方面推动高等教育与职业教育的专业设置对接智能化岗位需求，将人工智能通识教育与数字技能培养纳入人才培养方案；另一方面扩大政府补贴性职业技能培训的覆盖面与针对性，重点面向被替代风险较高的青年群体开展转岗培训，切实发挥技能培训对替代冲击的缓释作用。第四，实施区域差异化政策。西部地区与非制造业密集地区应重点防范替代冲击，在推进智能化改造的同时同步布局配套产业与培训体系；东中部地区与制造业密集地区则应着力放大创造效应，依托完善的产业配套加快孵化人工智能关联岗位，为青年提供更具成长性的职业发展空间。</w:t>
+      </w:r>
+    </w:p>
+    <w:bookmarkEnd w:id="48"/>
+    <w:bookmarkEnd w:id="49"/>
+    <w:bookmarkStart w:id="50" w:name="参考文献"/>
     <w:p>
       <w:pPr>
         <w:pStyle w:val="Heading1"/>
@@ -9336,7 +9563,7 @@
         <w:t xml:space="preserve">? [J]. Journal of Econometrics, 1995, 65(1).</w:t>
       </w:r>
     </w:p>
-    <w:bookmarkEnd w:id="44"/>
+    <w:bookmarkEnd w:id="50"/>
     <w:sectPr>
       <w:pgSz w:w="11906" w:h="16838"/>
       <w:pgMar w:top="1440" w:bottom="1440" w:left="1474" w:right="1474"/>
